--- a/00-首页/题组Word/第一轮·竞赛教材版/第一轮原理·7-沉淀溶解平衡（学生版-打印版）.docx
+++ b/00-首页/题组Word/第一轮·竞赛教材版/第一轮原理·7-沉淀溶解平衡（学生版-打印版）.docx
@@ -250,8 +250,8 @@
     <w:p>
       <w:pPr>
         <w:pStyle w:val="Compact"/>
+        <w:spacing w:before="0" w:after="0"/>
         <w:ind w:left="480" w:hanging="480"/>
-        <w:spacing w:after="0"/>
       </w:pPr>
       <w:r>
         <w:rPr>
@@ -263,34 +263,34 @@
     <w:p>
       <w:pPr>
         <w:pStyle w:val="Compact"/>
+        <w:spacing w:before="0" w:after="0"/>
         <w:ind w:left="480" w:hanging="480"/>
+      </w:pPr>
+      <w:r>
+        <w:rPr>
+          <w:rFonts w:ascii="Times New Roman" w:hAnsi="Times New Roman" w:eastAsia="Times New Roman" w:cs="Times New Roman"/>
+        </w:rPr>
+        <w:t xml:space="preserve">B. 0.21 g　　</w:t>
+      </w:r>
+    </w:p>
+    <w:p>
+      <w:pPr>
+        <w:pStyle w:val="Compact"/>
         <w:spacing w:before="0" w:after="0"/>
-      </w:pPr>
-      <w:r>
-        <w:rPr>
-          <w:rFonts w:ascii="Times New Roman" w:hAnsi="Times New Roman" w:eastAsia="Times New Roman" w:cs="Times New Roman"/>
-        </w:rPr>
-        <w:t xml:space="preserve">B. 0.21 g　　</w:t>
+        <w:ind w:left="480" w:hanging="480"/>
+      </w:pPr>
+      <w:r>
+        <w:rPr>
+          <w:rFonts w:ascii="Times New Roman" w:hAnsi="Times New Roman" w:eastAsia="Times New Roman" w:cs="Times New Roman"/>
+        </w:rPr>
+        <w:t xml:space="preserve">C. 0.021 g　　</w:t>
       </w:r>
     </w:p>
     <w:p>
       <w:pPr>
         <w:pStyle w:val="Compact"/>
+        <w:spacing w:before="0" w:after="0"/>
         <w:ind w:left="480" w:hanging="480"/>
-        <w:spacing w:before="0" w:after="0"/>
-      </w:pPr>
-      <w:r>
-        <w:rPr>
-          <w:rFonts w:ascii="Times New Roman" w:hAnsi="Times New Roman" w:eastAsia="Times New Roman" w:cs="Times New Roman"/>
-        </w:rPr>
-        <w:t xml:space="preserve">C. 0.021 g　　</w:t>
-      </w:r>
-    </w:p>
-    <w:p>
-      <w:pPr>
-        <w:pStyle w:val="Compact"/>
-        <w:ind w:left="480" w:hanging="480"/>
-        <w:spacing w:before="0" w:after="36"/>
       </w:pPr>
       <w:r>
         <w:rPr>
@@ -371,8 +371,8 @@
     <w:p>
       <w:pPr>
         <w:pStyle w:val="Compact"/>
+        <w:spacing w:before="0" w:after="0"/>
         <w:ind w:left="480" w:hanging="480"/>
-        <w:spacing w:after="0"/>
       </w:pPr>
       <w:r>
         <w:rPr>
@@ -384,14 +384,53 @@
     <w:p>
       <w:pPr>
         <w:pStyle w:val="Compact"/>
+        <w:spacing w:before="0" w:after="0"/>
         <w:ind w:left="480" w:hanging="480"/>
+      </w:pPr>
+      <w:r>
+        <w:rPr>
+          <w:rFonts w:ascii="Times New Roman" w:hAnsi="Times New Roman" w:eastAsia="Times New Roman" w:cs="Times New Roman"/>
+        </w:rPr>
+        <w:t>B. Ag</w:t>
+      </w:r>
+      <w:r>
+        <w:rPr>
+          <w:rFonts w:ascii="Times New Roman" w:hAnsi="Times New Roman" w:eastAsia="Times New Roman" w:cs="Times New Roman"/>
+          <w:vertAlign w:val="subscript"/>
+        </w:rPr>
+        <w:t>2</w:t>
+      </w:r>
+      <w:r>
+        <w:rPr>
+          <w:rFonts w:ascii="Times New Roman" w:hAnsi="Times New Roman" w:eastAsia="Times New Roman" w:cs="Times New Roman"/>
+        </w:rPr>
+        <w:t>CrO</w:t>
+      </w:r>
+      <w:r>
+        <w:rPr>
+          <w:rFonts w:ascii="Times New Roman" w:hAnsi="Times New Roman" w:eastAsia="Times New Roman" w:cs="Times New Roman"/>
+          <w:vertAlign w:val="subscript"/>
+        </w:rPr>
+        <w:t>4</w:t>
+      </w:r>
+      <w:r>
+        <w:rPr>
+          <w:rFonts w:ascii="Times New Roman" w:hAnsi="Times New Roman" w:eastAsia="Times New Roman" w:cs="Times New Roman"/>
+        </w:rPr>
+        <w:t xml:space="preserve">　　</w:t>
+      </w:r>
+    </w:p>
+    <w:p>
+      <w:pPr>
+        <w:pStyle w:val="Compact"/>
         <w:spacing w:before="0" w:after="0"/>
-      </w:pPr>
-      <w:r>
-        <w:rPr>
-          <w:rFonts w:ascii="Times New Roman" w:hAnsi="Times New Roman" w:eastAsia="Times New Roman" w:cs="Times New Roman"/>
-        </w:rPr>
-        <w:t>B. Ag</w:t>
+        <w:ind w:left="480" w:hanging="480"/>
+      </w:pPr>
+      <w:r>
+        <w:rPr>
+          <w:rFonts w:ascii="Times New Roman" w:hAnsi="Times New Roman" w:eastAsia="Times New Roman" w:cs="Times New Roman"/>
+        </w:rPr>
+        <w:t xml:space="preserve">C. HgCl</w:t>
       </w:r>
       <w:r>
         <w:rPr>
@@ -404,53 +443,14 @@
         <w:rPr>
           <w:rFonts w:ascii="Times New Roman" w:hAnsi="Times New Roman" w:eastAsia="Times New Roman" w:cs="Times New Roman"/>
         </w:rPr>
-        <w:t>CrO</w:t>
-      </w:r>
-      <w:r>
-        <w:rPr>
-          <w:rFonts w:ascii="Times New Roman" w:hAnsi="Times New Roman" w:eastAsia="Times New Roman" w:cs="Times New Roman"/>
-          <w:vertAlign w:val="subscript"/>
-        </w:rPr>
-        <w:t>4</w:t>
-      </w:r>
-      <w:r>
-        <w:rPr>
-          <w:rFonts w:ascii="Times New Roman" w:hAnsi="Times New Roman" w:eastAsia="Times New Roman" w:cs="Times New Roman"/>
-        </w:rPr>
         <w:t xml:space="preserve">　　</w:t>
       </w:r>
     </w:p>
     <w:p>
       <w:pPr>
         <w:pStyle w:val="Compact"/>
+        <w:spacing w:before="0" w:after="0"/>
         <w:ind w:left="480" w:hanging="480"/>
-        <w:spacing w:before="0" w:after="0"/>
-      </w:pPr>
-      <w:r>
-        <w:rPr>
-          <w:rFonts w:ascii="Times New Roman" w:hAnsi="Times New Roman" w:eastAsia="Times New Roman" w:cs="Times New Roman"/>
-        </w:rPr>
-        <w:t xml:space="preserve">C. HgCl</w:t>
-      </w:r>
-      <w:r>
-        <w:rPr>
-          <w:rFonts w:ascii="Times New Roman" w:hAnsi="Times New Roman" w:eastAsia="Times New Roman" w:cs="Times New Roman"/>
-          <w:vertAlign w:val="subscript"/>
-        </w:rPr>
-        <w:t>2</w:t>
-      </w:r>
-      <w:r>
-        <w:rPr>
-          <w:rFonts w:ascii="Times New Roman" w:hAnsi="Times New Roman" w:eastAsia="Times New Roman" w:cs="Times New Roman"/>
-        </w:rPr>
-        <w:t xml:space="preserve">　　</w:t>
-      </w:r>
-    </w:p>
-    <w:p>
-      <w:pPr>
-        <w:pStyle w:val="Compact"/>
-        <w:ind w:left="480" w:hanging="480"/>
-        <w:spacing w:before="0" w:after="36"/>
       </w:pPr>
       <w:r>
         <w:rPr>
@@ -973,6 +973,7 @@
     <w:p>
       <w:pPr>
         <w:pStyle w:val="Compact"/>
+        <w:spacing w:before="0" w:after="0"/>
       </w:pPr>
       <w:r>
         <w:rPr>
@@ -1052,6 +1053,7 @@
     <w:p>
       <w:pPr>
         <w:pStyle w:val="Compact"/>
+        <w:spacing w:before="0" w:after="0"/>
       </w:pPr>
       <w:r>
         <w:rPr>
@@ -1125,6 +1127,7 @@
     <w:p>
       <w:pPr>
         <w:pStyle w:val="Compact"/>
+        <w:spacing w:before="0" w:after="0"/>
       </w:pPr>
       <w:r>
         <w:rPr>
@@ -1240,6 +1243,7 @@
     <w:p>
       <w:pPr>
         <w:pStyle w:val="Compact"/>
+        <w:spacing w:before="0" w:after="0"/>
       </w:pPr>
       <w:r>
         <w:rPr>
@@ -2310,6 +2314,7 @@
     <w:p>
       <w:pPr>
         <w:pStyle w:val="BodyText"/>
+        <w:spacing w:before="0" w:after="0"/>
       </w:pPr>
       <w:r>
         <w:rPr>
@@ -2409,6 +2414,7 @@
     <w:p>
       <w:pPr>
         <w:pStyle w:val="BodyText"/>
+        <w:spacing w:before="0" w:after="0"/>
       </w:pPr>
       <w:r>
         <w:rPr>
@@ -2450,6 +2456,7 @@
     <w:p>
       <w:pPr>
         <w:pStyle w:val="BodyText"/>
+        <w:spacing w:before="0" w:after="0"/>
       </w:pPr>
       <w:r>
         <w:rPr>
@@ -2508,6 +2515,7 @@
     <w:p>
       <w:pPr>
         <w:pStyle w:val="BodyText"/>
+        <w:spacing w:before="0" w:after="0"/>
       </w:pPr>
       <w:r>
         <w:rPr>
@@ -3184,6 +3192,7 @@
     <w:p>
       <w:pPr>
         <w:pStyle w:val="BodyText"/>
+        <w:spacing w:before="0" w:after="0"/>
       </w:pPr>
       <w:r>
         <w:rPr>
@@ -3346,6 +3355,7 @@
     <w:p>
       <w:pPr>
         <w:pStyle w:val="BodyText"/>
+        <w:spacing w:before="0" w:after="0"/>
       </w:pPr>
       <w:r>
         <w:rPr>
@@ -3457,6 +3467,7 @@
     <w:p>
       <w:pPr>
         <w:pStyle w:val="BodyText"/>
+        <w:spacing w:before="0" w:after="0"/>
       </w:pPr>
       <w:r>
         <w:rPr>
@@ -3498,6 +3509,7 @@
     <w:p>
       <w:pPr>
         <w:pStyle w:val="BodyText"/>
+        <w:spacing w:before="0" w:after="0"/>
       </w:pPr>
       <w:r>
         <w:rPr>
@@ -6494,8 +6506,8 @@
     <w:p>
       <w:pPr>
         <w:pStyle w:val="Compact"/>
+        <w:spacing w:before="0" w:after="0"/>
         <w:ind w:left="480" w:hanging="480"/>
-        <w:spacing w:after="0"/>
       </w:pPr>
       <w:r>
         <w:rPr>
@@ -6533,8 +6545,8 @@
     <w:p>
       <w:pPr>
         <w:pStyle w:val="Compact"/>
+        <w:spacing w:before="0" w:after="0"/>
         <w:ind w:left="480" w:hanging="480"/>
-        <w:spacing w:before="0" w:after="36"/>
       </w:pPr>
       <w:r>
         <w:rPr>
@@ -6566,8 +6578,8 @@
     <w:p>
       <w:pPr>
         <w:pStyle w:val="Compact"/>
+        <w:spacing w:before="0" w:after="0"/>
         <w:ind w:left="480" w:hanging="480"/>
-        <w:spacing w:after="0"/>
       </w:pPr>
       <w:r>
         <w:rPr>
@@ -6605,8 +6617,8 @@
     <w:p>
       <w:pPr>
         <w:pStyle w:val="Compact"/>
+        <w:spacing w:before="0" w:after="0"/>
         <w:ind w:left="480" w:hanging="480"/>
-        <w:spacing w:before="0" w:after="36"/>
       </w:pPr>
       <w:r>
         <w:rPr>
@@ -10705,6 +10717,14 @@
       <w:tblPr>
         <w:tblStyle w:val="Table"/>
         <w:tblW w:type="auto" w:w="0"/>
+        <w:tblBorders>
+          <w:top w:val="single" w:sz="12" w:space="0" w:color="000000"/>
+          <w:left w:val="none" w:sz="0" w:space="0" w:color="auto"/>
+          <w:bottom w:val="single" w:sz="12" w:space="0" w:color="000000"/>
+          <w:right w:val="none" w:sz="0" w:space="0" w:color="auto"/>
+          <w:insideH w:val="none" w:sz="0" w:space="0" w:color="auto"/>
+          <w:insideV w:val="none" w:sz="0" w:space="0" w:color="auto"/>
+        </w:tblBorders>
         <w:tblLook w:firstRow="1" w:lastRow="0" w:firstColumn="0" w:lastColumn="0" w:noHBand="0" w:noVBand="0" w:val="0020"/>
       </w:tblPr>
       <w:tblGrid>
@@ -10718,7 +10738,11 @@
           <w:tblHeader w:val="on"/>
         </w:trPr>
         <w:tc>
-          <w:tcPr/>
+          <w:tcPr>
+            <w:tcBorders>
+              <w:bottom w:val="single" w:sz="8" w:space="0" w:color="000000"/>
+            </w:tcBorders>
+          </w:tcPr>
           <w:p>
             <w:pPr>
               <w:pStyle w:val="Compact"/>
@@ -10734,7 +10758,11 @@
           </w:p>
         </w:tc>
         <w:tc>
-          <w:tcPr/>
+          <w:tcPr>
+            <w:tcBorders>
+              <w:bottom w:val="single" w:sz="8" w:space="0" w:color="000000"/>
+            </w:tcBorders>
+          </w:tcPr>
           <w:p>
             <w:pPr>
               <w:pStyle w:val="Compact"/>
@@ -10750,7 +10778,11 @@
           </w:p>
         </w:tc>
         <w:tc>
-          <w:tcPr/>
+          <w:tcPr>
+            <w:tcBorders>
+              <w:bottom w:val="single" w:sz="8" w:space="0" w:color="000000"/>
+            </w:tcBorders>
+          </w:tcPr>
           <w:p>
             <w:pPr>
               <w:pStyle w:val="Compact"/>
@@ -10766,7 +10798,11 @@
           </w:p>
         </w:tc>
         <w:tc>
-          <w:tcPr/>
+          <w:tcPr>
+            <w:tcBorders>
+              <w:bottom w:val="single" w:sz="8" w:space="0" w:color="000000"/>
+            </w:tcBorders>
+          </w:tcPr>
           <w:p>
             <w:pPr>
               <w:pStyle w:val="Compact"/>
@@ -11808,6 +11844,14 @@
       <w:tblPr>
         <w:tblStyle w:val="Table"/>
         <w:tblW w:type="auto" w:w="0"/>
+        <w:tblBorders>
+          <w:top w:val="single" w:sz="12" w:space="0" w:color="000000"/>
+          <w:left w:val="none" w:sz="0" w:space="0" w:color="auto"/>
+          <w:bottom w:val="single" w:sz="12" w:space="0" w:color="000000"/>
+          <w:right w:val="none" w:sz="0" w:space="0" w:color="auto"/>
+          <w:insideH w:val="none" w:sz="0" w:space="0" w:color="auto"/>
+          <w:insideV w:val="none" w:sz="0" w:space="0" w:color="auto"/>
+        </w:tblBorders>
         <w:tblLook w:firstRow="1" w:lastRow="0" w:firstColumn="0" w:lastColumn="0" w:noHBand="0" w:noVBand="0" w:val="0020"/>
       </w:tblPr>
       <w:tblGrid>
@@ -11821,7 +11865,11 @@
           <w:tblHeader w:val="on"/>
         </w:trPr>
         <w:tc>
-          <w:tcPr/>
+          <w:tcPr>
+            <w:tcBorders>
+              <w:bottom w:val="single" w:sz="8" w:space="0" w:color="000000"/>
+            </w:tcBorders>
+          </w:tcPr>
           <w:p>
             <w:pPr>
               <w:pStyle w:val="Compact"/>
@@ -11837,7 +11885,11 @@
           </w:p>
         </w:tc>
         <w:tc>
-          <w:tcPr/>
+          <w:tcPr>
+            <w:tcBorders>
+              <w:bottom w:val="single" w:sz="8" w:space="0" w:color="000000"/>
+            </w:tcBorders>
+          </w:tcPr>
           <w:p>
             <w:pPr>
               <w:pStyle w:val="Compact"/>
@@ -11861,7 +11913,11 @@
           </w:p>
         </w:tc>
         <w:tc>
-          <w:tcPr/>
+          <w:tcPr>
+            <w:tcBorders>
+              <w:bottom w:val="single" w:sz="8" w:space="0" w:color="000000"/>
+            </w:tcBorders>
+          </w:tcPr>
           <w:p>
             <w:pPr>
               <w:pStyle w:val="Compact"/>
@@ -11885,7 +11941,11 @@
           </w:p>
         </w:tc>
         <w:tc>
-          <w:tcPr/>
+          <w:tcPr>
+            <w:tcBorders>
+              <w:bottom w:val="single" w:sz="8" w:space="0" w:color="000000"/>
+            </w:tcBorders>
+          </w:tcPr>
           <w:p>
             <w:pPr>
               <w:pStyle w:val="Compact"/>
@@ -14854,6 +14914,14 @@
       <w:tblPr>
         <w:tblStyle w:val="Table"/>
         <w:tblW w:type="auto" w:w="0"/>
+        <w:tblBorders>
+          <w:top w:val="single" w:sz="12" w:space="0" w:color="000000"/>
+          <w:left w:val="none" w:sz="0" w:space="0" w:color="auto"/>
+          <w:bottom w:val="single" w:sz="12" w:space="0" w:color="000000"/>
+          <w:right w:val="none" w:sz="0" w:space="0" w:color="auto"/>
+          <w:insideH w:val="none" w:sz="0" w:space="0" w:color="auto"/>
+          <w:insideV w:val="none" w:sz="0" w:space="0" w:color="auto"/>
+        </w:tblBorders>
         <w:tblLook w:firstRow="1" w:lastRow="0" w:firstColumn="0" w:lastColumn="0" w:noHBand="0" w:noVBand="0" w:val="0020"/>
       </w:tblPr>
       <w:tblGrid>
@@ -14867,7 +14935,11 @@
           <w:tblHeader w:val="on"/>
         </w:trPr>
         <w:tc>
-          <w:tcPr/>
+          <w:tcPr>
+            <w:tcBorders>
+              <w:bottom w:val="single" w:sz="8" w:space="0" w:color="000000"/>
+            </w:tcBorders>
+          </w:tcPr>
           <w:p>
             <w:pPr>
               <w:pStyle w:val="Compact"/>
@@ -14883,7 +14955,11 @@
           </w:p>
         </w:tc>
         <w:tc>
-          <w:tcPr/>
+          <w:tcPr>
+            <w:tcBorders>
+              <w:bottom w:val="single" w:sz="8" w:space="0" w:color="000000"/>
+            </w:tcBorders>
+          </w:tcPr>
           <w:p>
             <w:pPr>
               <w:pStyle w:val="Compact"/>
@@ -14907,7 +14983,11 @@
           </w:p>
         </w:tc>
         <w:tc>
-          <w:tcPr/>
+          <w:tcPr>
+            <w:tcBorders>
+              <w:bottom w:val="single" w:sz="8" w:space="0" w:color="000000"/>
+            </w:tcBorders>
+          </w:tcPr>
           <w:p>
             <w:pPr>
               <w:pStyle w:val="Compact"/>
@@ -14931,7 +15011,11 @@
           </w:p>
         </w:tc>
         <w:tc>
-          <w:tcPr/>
+          <w:tcPr>
+            <w:tcBorders>
+              <w:bottom w:val="single" w:sz="8" w:space="0" w:color="000000"/>
+            </w:tcBorders>
+          </w:tcPr>
           <w:p>
             <w:pPr>
               <w:pStyle w:val="Compact"/>
@@ -18831,6 +18915,7 @@
     <w:p>
       <w:pPr>
         <w:pStyle w:val="BodyText"/>
+        <w:spacing w:before="0" w:after="0"/>
       </w:pPr>
       <w:r>
         <w:rPr>
@@ -18976,6 +19061,7 @@
     <w:p>
       <w:pPr>
         <w:pStyle w:val="BodyText"/>
+        <w:spacing w:before="0" w:after="0"/>
       </w:pPr>
       <w:r>
         <w:rPr>
@@ -19138,6 +19224,7 @@
     <w:p>
       <w:pPr>
         <w:pStyle w:val="BodyText"/>
+        <w:spacing w:before="0" w:after="0"/>
       </w:pPr>
       <w:r>
         <w:rPr>
@@ -19353,6 +19440,7 @@
     <w:p>
       <w:pPr>
         <w:pStyle w:val="BodyText"/>
+        <w:spacing w:before="0" w:after="0"/>
       </w:pPr>
       <w:r>
         <w:rPr>
@@ -20390,6 +20478,14 @@
       <w:tblPr>
         <w:tblStyle w:val="Table"/>
         <w:tblW w:type="auto" w:w="0"/>
+        <w:tblBorders>
+          <w:top w:val="single" w:sz="12" w:space="0" w:color="000000"/>
+          <w:left w:val="none" w:sz="0" w:space="0" w:color="auto"/>
+          <w:bottom w:val="single" w:sz="12" w:space="0" w:color="000000"/>
+          <w:right w:val="none" w:sz="0" w:space="0" w:color="auto"/>
+          <w:insideH w:val="none" w:sz="0" w:space="0" w:color="auto"/>
+          <w:insideV w:val="none" w:sz="0" w:space="0" w:color="auto"/>
+        </w:tblBorders>
         <w:tblLook w:firstRow="1" w:lastRow="0" w:firstColumn="0" w:lastColumn="0" w:noHBand="0" w:noVBand="0" w:val="0020"/>
       </w:tblPr>
       <w:tblGrid>
@@ -20403,7 +20499,11 @@
           <w:tblHeader w:val="on"/>
         </w:trPr>
         <w:tc>
-          <w:tcPr/>
+          <w:tcPr>
+            <w:tcBorders>
+              <w:bottom w:val="single" w:sz="8" w:space="0" w:color="000000"/>
+            </w:tcBorders>
+          </w:tcPr>
           <w:p>
             <w:pPr>
               <w:pStyle w:val="Compact"/>
@@ -20426,7 +20526,11 @@
           </w:p>
         </w:tc>
         <w:tc>
-          <w:tcPr/>
+          <w:tcPr>
+            <w:tcBorders>
+              <w:bottom w:val="single" w:sz="8" w:space="0" w:color="000000"/>
+            </w:tcBorders>
+          </w:tcPr>
           <w:p>
             <w:pPr>
               <w:pStyle w:val="Compact"/>
@@ -20449,7 +20553,11 @@
           </w:p>
         </w:tc>
         <w:tc>
-          <w:tcPr/>
+          <w:tcPr>
+            <w:tcBorders>
+              <w:bottom w:val="single" w:sz="8" w:space="0" w:color="000000"/>
+            </w:tcBorders>
+          </w:tcPr>
           <w:p>
             <w:pPr>
               <w:pStyle w:val="Compact"/>
@@ -20472,7 +20580,11 @@
           </w:p>
         </w:tc>
         <w:tc>
-          <w:tcPr/>
+          <w:tcPr>
+            <w:tcBorders>
+              <w:bottom w:val="single" w:sz="8" w:space="0" w:color="000000"/>
+            </w:tcBorders>
+          </w:tcPr>
           <w:p>
             <w:pPr>
               <w:pStyle w:val="Compact"/>
@@ -28775,6 +28887,14 @@
       <w:tblPr>
         <w:tblStyle w:val="Table"/>
         <w:tblW w:type="auto" w:w="0"/>
+        <w:tblBorders>
+          <w:top w:val="single" w:sz="12" w:space="0" w:color="000000"/>
+          <w:left w:val="none" w:sz="0" w:space="0" w:color="auto"/>
+          <w:bottom w:val="single" w:sz="12" w:space="0" w:color="000000"/>
+          <w:right w:val="none" w:sz="0" w:space="0" w:color="auto"/>
+          <w:insideH w:val="none" w:sz="0" w:space="0" w:color="auto"/>
+          <w:insideV w:val="none" w:sz="0" w:space="0" w:color="auto"/>
+        </w:tblBorders>
         <w:tblLook w:firstRow="1" w:lastRow="0" w:firstColumn="0" w:lastColumn="0" w:noHBand="0" w:noVBand="0" w:val="0020"/>
       </w:tblPr>
       <w:tblGrid>
@@ -28788,7 +28908,11 @@
           <w:tblHeader w:val="on"/>
         </w:trPr>
         <w:tc>
-          <w:tcPr/>
+          <w:tcPr>
+            <w:tcBorders>
+              <w:bottom w:val="single" w:sz="8" w:space="0" w:color="000000"/>
+            </w:tcBorders>
+          </w:tcPr>
           <w:p>
             <w:pPr>
               <w:pStyle w:val="Compact"/>
@@ -28804,7 +28928,11 @@
           </w:p>
         </w:tc>
         <w:tc>
-          <w:tcPr/>
+          <w:tcPr>
+            <w:tcBorders>
+              <w:bottom w:val="single" w:sz="8" w:space="0" w:color="000000"/>
+            </w:tcBorders>
+          </w:tcPr>
           <w:p>
             <w:pPr>
               <w:pStyle w:val="Compact"/>
@@ -28827,7 +28955,11 @@
           </w:p>
         </w:tc>
         <w:tc>
-          <w:tcPr/>
+          <w:tcPr>
+            <w:tcBorders>
+              <w:bottom w:val="single" w:sz="8" w:space="0" w:color="000000"/>
+            </w:tcBorders>
+          </w:tcPr>
           <w:p>
             <w:pPr>
               <w:pStyle w:val="Compact"/>
@@ -28836,7 +28968,11 @@
           </w:p>
         </w:tc>
         <w:tc>
-          <w:tcPr/>
+          <w:tcPr>
+            <w:tcBorders>
+              <w:bottom w:val="single" w:sz="8" w:space="0" w:color="000000"/>
+            </w:tcBorders>
+          </w:tcPr>
           <w:p>
             <w:pPr>
               <w:pStyle w:val="Compact"/>
@@ -29089,7 +29225,6 @@
     <w:bookmarkEnd w:id="79"/>
     <w:bookmarkEnd w:id="80"/>
     <w:sectPr>
-      <w:headerReference w:type="default" r:id="rId69"/>
       <w:footerReference w:type="default" r:id="rId9"/>
       <w:footnotePr>
         <w:numRestart w:val="eachSect"/>
@@ -29116,16 +29251,6 @@
       <w:rPr>
         <w:rFonts w:ascii="Times New Roman" w:hAnsi="Times New Roman" w:eastAsia="Times New Roman" w:cs="Times New Roman"/>
         <w:b w:val="0"/>
-        <w:color w:val="000000"/>
-        <w:sz w:val="20"/>
-      </w:rPr>
-      <w:t xml:space="preserve">第 </w:t>
-    </w:r>
-    <w:r>
-      <w:rPr>
-        <w:rFonts w:ascii="Times New Roman" w:hAnsi="Times New Roman" w:eastAsia="Times New Roman" w:cs="Times New Roman"/>
-        <w:b w:val="0"/>
-        <w:color w:val="000000"/>
         <w:sz w:val="20"/>
       </w:rPr>
       <w:fldChar w:fldCharType="begin"/>
@@ -29134,7 +29259,6 @@
       <w:rPr>
         <w:rFonts w:ascii="Times New Roman" w:hAnsi="Times New Roman" w:eastAsia="Times New Roman" w:cs="Times New Roman"/>
         <w:b w:val="0"/>
-        <w:color w:val="000000"/>
         <w:sz w:val="20"/>
       </w:rPr>
       <w:instrText xml:space="preserve"> PAGE </w:instrText>
@@ -29143,91 +29267,9 @@
       <w:rPr>
         <w:rFonts w:ascii="Times New Roman" w:hAnsi="Times New Roman" w:eastAsia="Times New Roman" w:cs="Times New Roman"/>
         <w:b w:val="0"/>
-        <w:color w:val="000000"/>
-        <w:sz w:val="20"/>
-      </w:rPr>
-      <w:fldChar w:fldCharType="separate"/>
-    </w:r>
-    <w:r>
-      <w:rPr>
-        <w:rFonts w:ascii="Times New Roman" w:hAnsi="Times New Roman" w:eastAsia="Times New Roman" w:cs="Times New Roman"/>
-        <w:b w:val="0"/>
-        <w:color w:val="000000"/>
-        <w:sz w:val="20"/>
-      </w:rPr>
-      <w:t>1</w:t>
-    </w:r>
-    <w:r>
-      <w:rPr>
-        <w:rFonts w:ascii="Times New Roman" w:hAnsi="Times New Roman" w:eastAsia="Times New Roman" w:cs="Times New Roman"/>
-        <w:b w:val="0"/>
-        <w:color w:val="000000"/>
         <w:sz w:val="20"/>
       </w:rPr>
       <w:fldChar w:fldCharType="end"/>
-    </w:r>
-    <w:r>
-      <w:rPr>
-        <w:rFonts w:ascii="Times New Roman" w:hAnsi="Times New Roman" w:eastAsia="Times New Roman" w:cs="Times New Roman"/>
-        <w:b w:val="0"/>
-        <w:color w:val="000000"/>
-        <w:sz w:val="20"/>
-      </w:rPr>
-      <w:t xml:space="preserve"> 页 / 共 </w:t>
-    </w:r>
-    <w:r>
-      <w:rPr>
-        <w:rFonts w:ascii="Times New Roman" w:hAnsi="Times New Roman" w:eastAsia="Times New Roman" w:cs="Times New Roman"/>
-        <w:b w:val="0"/>
-        <w:color w:val="000000"/>
-        <w:sz w:val="20"/>
-      </w:rPr>
-      <w:fldChar w:fldCharType="begin"/>
-    </w:r>
-    <w:r>
-      <w:rPr>
-        <w:rFonts w:ascii="Times New Roman" w:hAnsi="Times New Roman" w:eastAsia="Times New Roman" w:cs="Times New Roman"/>
-        <w:b w:val="0"/>
-        <w:color w:val="000000"/>
-        <w:sz w:val="20"/>
-      </w:rPr>
-      <w:instrText xml:space="preserve"> NUMPAGES </w:instrText>
-    </w:r>
-    <w:r>
-      <w:rPr>
-        <w:rFonts w:ascii="Times New Roman" w:hAnsi="Times New Roman" w:eastAsia="Times New Roman" w:cs="Times New Roman"/>
-        <w:b w:val="0"/>
-        <w:color w:val="000000"/>
-        <w:sz w:val="20"/>
-      </w:rPr>
-      <w:fldChar w:fldCharType="separate"/>
-    </w:r>
-    <w:r>
-      <w:rPr>
-        <w:rFonts w:ascii="Times New Roman" w:hAnsi="Times New Roman" w:eastAsia="Times New Roman" w:cs="Times New Roman"/>
-        <w:b w:val="0"/>
-        <w:color w:val="000000"/>
-        <w:sz w:val="20"/>
-      </w:rPr>
-      <w:t>1</w:t>
-    </w:r>
-    <w:r>
-      <w:rPr>
-        <w:rFonts w:ascii="Times New Roman" w:hAnsi="Times New Roman" w:eastAsia="Times New Roman" w:cs="Times New Roman"/>
-        <w:b w:val="0"/>
-        <w:color w:val="000000"/>
-        <w:sz w:val="20"/>
-      </w:rPr>
-      <w:fldChar w:fldCharType="end"/>
-    </w:r>
-    <w:r>
-      <w:rPr>
-        <w:rFonts w:ascii="Times New Roman" w:hAnsi="Times New Roman" w:eastAsia="Times New Roman" w:cs="Times New Roman"/>
-        <w:b w:val="0"/>
-        <w:color w:val="000000"/>
-        <w:sz w:val="20"/>
-      </w:rPr>
-      <w:t xml:space="preserve"> 页</w:t>
     </w:r>
   </w:p>
 </w:ftr>
@@ -29250,28 +29292,6 @@
     </w:p>
   </w:footnote>
 </w:footnotes>
-</file>
-
-<file path=word/header1.xml><?xml version="1.0" encoding="utf-8"?>
-<w:hdr xmlns:m="http://schemas.openxmlformats.org/officeDocument/2006/math" xmlns:mc="http://schemas.openxmlformats.org/markup-compatibility/2006" xmlns:mo="http://schemas.microsoft.com/office/mac/office/2008/main" xmlns:mv="urn:schemas-microsoft-com:mac:vml" xmlns:o="urn:schemas-microsoft-com:office:office" xmlns:r="http://schemas.openxmlformats.org/officeDocument/2006/relationships" xmlns:v="urn:schemas-microsoft-com:vml" xmlns:w10="urn:schemas-microsoft-com:office:word" xmlns:w14="http://schemas.microsoft.com/office/word/2010/wordml" xmlns:w="http://schemas.openxmlformats.org/wordprocessingml/2006/main" xmlns:wne="http://schemas.microsoft.com/office/word/2006/wordml" xmlns:wp14="http://schemas.microsoft.com/office/word/2010/wordprocessingDrawing" xmlns:wp="http://schemas.openxmlformats.org/drawingml/2006/wordprocessingDrawing" xmlns:wpc="http://schemas.microsoft.com/office/word/2010/wordprocessingCanvas" xmlns:wpg="http://schemas.microsoft.com/office/word/2010/wordprocessingGroup" xmlns:wpi="http://schemas.microsoft.com/office/word/2010/wordprocessingInk" xmlns:wps="http://schemas.microsoft.com/office/word/2010/wordprocessingShape" mc:Ignorable="w14 wp14">
-  <w:p>
-    <w:pPr>
-      <w:jc w:val="right"/>
-      <w:pBdr>
-        <w:bottom w:val="single" w:sz="4" w:space="2" w:color="000000"/>
-      </w:pBdr>
-    </w:pPr>
-    <w:r>
-      <w:rPr>
-        <w:rFonts w:ascii="Times New Roman" w:hAnsi="Times New Roman" w:eastAsia="Times New Roman" w:cs="Times New Roman"/>
-        <w:b w:val="0"/>
-        <w:color w:val="000000"/>
-        <w:sz w:val="18"/>
-      </w:rPr>
-      <w:t xml:space="preserve">第一轮化学原理 · 沉淀溶解平衡 · 练习</w:t>
-    </w:r>
-  </w:p>
-</w:hdr>
 </file>
 
 <file path=word/numbering.xml><?xml version="1.0" encoding="utf-8"?>

--- a/00-首页/题组Word/第一轮·竞赛教材版/第一轮原理·7-沉淀溶解平衡（学生版-打印版）.docx
+++ b/00-首页/题组Word/第一轮·竞赛教材版/第一轮原理·7-沉淀溶解平衡（学生版-打印版）.docx
@@ -6,8 +6,9 @@
     <w:p>
       <w:pPr>
         <w:pStyle w:val="Heading1"/>
-        <w:spacing w:before="280" w:after="120"/>
+        <w:spacing w:before="0" w:after="240"/>
         <w:jc w:val="center"/>
+        <w:keepNext/>
       </w:pPr>
       <w:r>
         <w:rPr>
@@ -38,6 +39,60 @@
           <w:rFonts w:hint="eastAsia" w:ascii="Times New Roman" w:hAnsi="Times New Roman" w:eastAsia="SimHei" w:cs="Times New Roman"/>
         </w:rPr>
         <w:t>练习</w:t>
+      </w:r>
+    </w:p>
+    <w:p>
+      <w:pPr>
+        <w:pStyle w:val="BlockText"/>
+        <w:ind w:firstLine="420"/>
+      </w:pPr>
+      <w:r>
+        <w:rPr>
+          <w:rFonts w:hint="eastAsia" w:ascii="Times New Roman" w:hAnsi="Times New Roman" w:eastAsia="FangSong" w:cs="Times New Roman"/>
+        </w:rPr>
+        <w:t xml:space="preserve">共</w:t>
+      </w:r>
+      <w:r>
+        <w:rPr>
+          <w:rFonts w:ascii="Times New Roman" w:hAnsi="Times New Roman" w:eastAsia="Times New Roman" w:cs="Times New Roman"/>
+        </w:rPr>
+        <w:t xml:space="preserve"> 37 </w:t>
+      </w:r>
+      <w:r>
+        <w:rPr>
+          <w:rFonts w:hint="eastAsia" w:ascii="Times New Roman" w:hAnsi="Times New Roman" w:eastAsia="FangSong" w:cs="Times New Roman"/>
+        </w:rPr>
+        <w:t>题</w:t>
+      </w:r>
+      <w:r>
+        <w:rPr>
+          <w:rFonts w:hint="eastAsia" w:ascii="Times New Roman" w:hAnsi="Times New Roman" w:eastAsia="Times New Roman" w:cs="Times New Roman"/>
+        </w:rPr>
+        <w:t>。</w:t>
+      </w:r>
+      <w:r>
+        <w:rPr>
+          <w:rFonts w:hint="eastAsia" w:ascii="Times New Roman" w:hAnsi="Times New Roman" w:eastAsia="FangSong" w:cs="Times New Roman"/>
+        </w:rPr>
+        <w:t>建议先独立完成</w:t>
+      </w:r>
+      <w:r>
+        <w:rPr>
+          <w:rFonts w:hint="eastAsia" w:ascii="Times New Roman" w:hAnsi="Times New Roman" w:eastAsia="Times New Roman" w:cs="Times New Roman"/>
+        </w:rPr>
+        <w:t>，</w:t>
+      </w:r>
+      <w:r>
+        <w:rPr>
+          <w:rFonts w:hint="eastAsia" w:ascii="Times New Roman" w:hAnsi="Times New Roman" w:eastAsia="FangSong" w:cs="Times New Roman"/>
+        </w:rPr>
+        <w:t>再核对答案</w:t>
+      </w:r>
+      <w:r>
+        <w:rPr>
+          <w:rFonts w:hint="eastAsia" w:ascii="Times New Roman" w:hAnsi="Times New Roman" w:eastAsia="Times New Roman" w:cs="Times New Roman"/>
+        </w:rPr>
+        <w:t>。</w:t>
       </w:r>
     </w:p>
     <w:p>
@@ -54,7 +109,8 @@
     <w:p>
       <w:pPr>
         <w:pStyle w:val="Heading2"/>
-        <w:spacing w:before="280" w:after="120"/>
+        <w:spacing w:before="280" w:after="80"/>
+        <w:keepNext/>
       </w:pPr>
       <w:r>
         <w:rPr>
@@ -91,6 +147,7 @@
     <w:p>
       <w:pPr>
         <w:pStyle w:val="FirstParagraph"/>
+        <w:ind w:firstLine="420"/>
       </w:pPr>
       <w:r>
         <w:rPr>
@@ -250,47 +307,55 @@
     <w:p>
       <w:pPr>
         <w:pStyle w:val="Compact"/>
-        <w:spacing w:before="0" w:after="0"/>
-        <w:ind w:left="480" w:hanging="480"/>
-      </w:pPr>
-      <w:r>
-        <w:rPr>
-          <w:rFonts w:ascii="Times New Roman" w:hAnsi="Times New Roman" w:eastAsia="Times New Roman" w:cs="Times New Roman"/>
-        </w:rPr>
-        <w:t xml:space="preserve">A. 2.1 g　　</w:t>
+        <w:numPr>
+          <w:ilvl w:val="0"/>
+          <w:numId w:val="1001"/>
+        </w:numPr>
+      </w:pPr>
+      <w:r>
+        <w:rPr>
+          <w:rFonts w:ascii="Times New Roman" w:hAnsi="Times New Roman" w:eastAsia="Times New Roman" w:cs="Times New Roman"/>
+        </w:rPr>
+        <w:t xml:space="preserve">A. 2.1 g</w:t>
       </w:r>
     </w:p>
     <w:p>
       <w:pPr>
         <w:pStyle w:val="Compact"/>
-        <w:spacing w:before="0" w:after="0"/>
-        <w:ind w:left="480" w:hanging="480"/>
-      </w:pPr>
-      <w:r>
-        <w:rPr>
-          <w:rFonts w:ascii="Times New Roman" w:hAnsi="Times New Roman" w:eastAsia="Times New Roman" w:cs="Times New Roman"/>
-        </w:rPr>
-        <w:t xml:space="preserve">B. 0.21 g　　</w:t>
+        <w:numPr>
+          <w:ilvl w:val="0"/>
+          <w:numId w:val="1001"/>
+        </w:numPr>
+      </w:pPr>
+      <w:r>
+        <w:rPr>
+          <w:rFonts w:ascii="Times New Roman" w:hAnsi="Times New Roman" w:eastAsia="Times New Roman" w:cs="Times New Roman"/>
+        </w:rPr>
+        <w:t xml:space="preserve">B. 0.21 g</w:t>
       </w:r>
     </w:p>
     <w:p>
       <w:pPr>
         <w:pStyle w:val="Compact"/>
-        <w:spacing w:before="0" w:after="0"/>
-        <w:ind w:left="480" w:hanging="480"/>
-      </w:pPr>
-      <w:r>
-        <w:rPr>
-          <w:rFonts w:ascii="Times New Roman" w:hAnsi="Times New Roman" w:eastAsia="Times New Roman" w:cs="Times New Roman"/>
-        </w:rPr>
-        <w:t xml:space="preserve">C. 0.021 g　　</w:t>
+        <w:numPr>
+          <w:ilvl w:val="0"/>
+          <w:numId w:val="1001"/>
+        </w:numPr>
+      </w:pPr>
+      <w:r>
+        <w:rPr>
+          <w:rFonts w:ascii="Times New Roman" w:hAnsi="Times New Roman" w:eastAsia="Times New Roman" w:cs="Times New Roman"/>
+        </w:rPr>
+        <w:t xml:space="preserve">C. 0.021 g</w:t>
       </w:r>
     </w:p>
     <w:p>
       <w:pPr>
         <w:pStyle w:val="Compact"/>
-        <w:spacing w:before="0" w:after="0"/>
-        <w:ind w:left="480" w:hanging="480"/>
+        <w:numPr>
+          <w:ilvl w:val="0"/>
+          <w:numId w:val="1001"/>
+        </w:numPr>
       </w:pPr>
       <w:r>
         <w:rPr>
@@ -301,13 +366,13 @@
     </w:p>
     <w:p>
       <w:pPr>
-        <w:spacing w:before="0" w:after="0"/>
-      </w:pPr>
-    </w:p>
-    <w:p>
-      <w:pPr>
-        <w:spacing w:before="0" w:after="0"/>
-      </w:pPr>
+        <w:spacing w:before="160" w:after="80"/>
+      </w:pPr>
+      <w:r>
+        <w:pict>
+          <v:rect style="width:0;height:1.5pt" o:hralign="center" o:hrstd="t" o:hr="t"/>
+        </w:pict>
+      </w:r>
     </w:p>
     <w:p>
       <w:pPr>
@@ -348,6 +413,7 @@
     <w:p>
       <w:pPr>
         <w:pStyle w:val="FirstParagraph"/>
+        <w:ind w:firstLine="420"/>
       </w:pPr>
       <w:r>
         <w:rPr>
@@ -371,21 +437,25 @@
     <w:p>
       <w:pPr>
         <w:pStyle w:val="Compact"/>
-        <w:spacing w:before="0" w:after="0"/>
-        <w:ind w:left="480" w:hanging="480"/>
-      </w:pPr>
-      <w:r>
-        <w:rPr>
-          <w:rFonts w:ascii="Times New Roman" w:hAnsi="Times New Roman" w:eastAsia="Times New Roman" w:cs="Times New Roman"/>
-        </w:rPr>
-        <w:t>A. AgCl　　</w:t>
+        <w:numPr>
+          <w:ilvl w:val="0"/>
+          <w:numId w:val="1002"/>
+        </w:numPr>
+      </w:pPr>
+      <w:r>
+        <w:rPr>
+          <w:rFonts w:ascii="Times New Roman" w:hAnsi="Times New Roman" w:eastAsia="Times New Roman" w:cs="Times New Roman"/>
+        </w:rPr>
+        <w:t xml:space="preserve">A. AgCl</w:t>
       </w:r>
     </w:p>
     <w:p>
       <w:pPr>
         <w:pStyle w:val="Compact"/>
-        <w:spacing w:before="0" w:after="0"/>
-        <w:ind w:left="480" w:hanging="480"/>
+        <w:numPr>
+          <w:ilvl w:val="0"/>
+          <w:numId w:val="1002"/>
+        </w:numPr>
       </w:pPr>
       <w:r>
         <w:rPr>
@@ -412,25 +482,21 @@
           <w:vertAlign w:val="subscript"/>
         </w:rPr>
         <w:t>4</w:t>
-      </w:r>
-      <w:r>
-        <w:rPr>
-          <w:rFonts w:ascii="Times New Roman" w:hAnsi="Times New Roman" w:eastAsia="Times New Roman" w:cs="Times New Roman"/>
-        </w:rPr>
-        <w:t xml:space="preserve">　　</w:t>
       </w:r>
     </w:p>
     <w:p>
       <w:pPr>
         <w:pStyle w:val="Compact"/>
-        <w:spacing w:before="0" w:after="0"/>
-        <w:ind w:left="480" w:hanging="480"/>
-      </w:pPr>
-      <w:r>
-        <w:rPr>
-          <w:rFonts w:ascii="Times New Roman" w:hAnsi="Times New Roman" w:eastAsia="Times New Roman" w:cs="Times New Roman"/>
-        </w:rPr>
-        <w:t xml:space="preserve">C. HgCl</w:t>
+        <w:numPr>
+          <w:ilvl w:val="0"/>
+          <w:numId w:val="1002"/>
+        </w:numPr>
+      </w:pPr>
+      <w:r>
+        <w:rPr>
+          <w:rFonts w:ascii="Times New Roman" w:hAnsi="Times New Roman" w:eastAsia="Times New Roman" w:cs="Times New Roman"/>
+        </w:rPr>
+        <w:t>C. HgCl</w:t>
       </w:r>
       <w:r>
         <w:rPr>
@@ -438,19 +504,15 @@
           <w:vertAlign w:val="subscript"/>
         </w:rPr>
         <w:t>2</w:t>
-      </w:r>
-      <w:r>
-        <w:rPr>
-          <w:rFonts w:ascii="Times New Roman" w:hAnsi="Times New Roman" w:eastAsia="Times New Roman" w:cs="Times New Roman"/>
-        </w:rPr>
-        <w:t xml:space="preserve">　　</w:t>
       </w:r>
     </w:p>
     <w:p>
       <w:pPr>
         <w:pStyle w:val="Compact"/>
-        <w:spacing w:before="0" w:after="0"/>
-        <w:ind w:left="480" w:hanging="480"/>
+        <w:numPr>
+          <w:ilvl w:val="0"/>
+          <w:numId w:val="1002"/>
+        </w:numPr>
       </w:pPr>
       <w:r>
         <w:rPr>
@@ -461,13 +523,13 @@
     </w:p>
     <w:p>
       <w:pPr>
-        <w:spacing w:before="0" w:after="0"/>
-      </w:pPr>
-    </w:p>
-    <w:p>
-      <w:pPr>
-        <w:spacing w:before="0" w:after="0"/>
-      </w:pPr>
+        <w:spacing w:before="160" w:after="80"/>
+      </w:pPr>
+      <w:r>
+        <w:pict>
+          <v:rect style="width:0;height:1.5pt" o:hralign="center" o:hrstd="t" o:hr="t"/>
+        </w:pict>
+      </w:r>
     </w:p>
     <w:p>
       <w:pPr>
@@ -508,6 +570,7 @@
     <w:p>
       <w:pPr>
         <w:pStyle w:val="FirstParagraph"/>
+        <w:ind w:firstLine="420"/>
       </w:pPr>
       <w:r>
         <w:rPr>
@@ -652,28 +715,13 @@
     </w:p>
     <w:p>
       <w:pPr>
-        <w:spacing w:before="0" w:after="0"/>
-      </w:pPr>
-    </w:p>
-    <w:p>
-      <w:pPr>
-        <w:spacing w:before="0" w:after="0"/>
-      </w:pPr>
-    </w:p>
-    <w:p>
-      <w:pPr>
-        <w:spacing w:before="0" w:after="0"/>
-      </w:pPr>
-    </w:p>
-    <w:p>
-      <w:pPr>
-        <w:spacing w:before="0" w:after="0"/>
-      </w:pPr>
-    </w:p>
-    <w:p>
-      <w:pPr>
-        <w:spacing w:before="0" w:after="0"/>
-      </w:pPr>
+        <w:spacing w:before="160" w:after="80"/>
+      </w:pPr>
+      <w:r>
+        <w:pict>
+          <v:rect style="width:0;height:1.5pt" o:hralign="center" o:hrstd="t" o:hr="t"/>
+        </w:pict>
+      </w:r>
     </w:p>
     <w:p>
       <w:pPr>
@@ -714,6 +762,7 @@
     <w:p>
       <w:pPr>
         <w:pStyle w:val="FirstParagraph"/>
+        <w:ind w:firstLine="420"/>
       </w:pPr>
       <w:r>
         <w:rPr>
@@ -930,7 +979,7 @@
         </w:rPr>
         <w:drawing>
           <wp:inline>
-            <wp:extent cx="3600000" cy="2174322"/>
+            <wp:extent cx="3600000" cy="2143012"/>
             <wp:effectExtent b="0" l="0" r="0" t="0"/>
             <wp:docPr descr="" title="" id="13" name="Picture"/>
             <a:graphic>
@@ -951,7 +1000,7 @@
                   <pic:spPr bwMode="auto">
                     <a:xfrm>
                       <a:off x="0" y="0"/>
-                      <a:ext cx="3600000" cy="2174322"/>
+                      <a:ext cx="3600000" cy="2143012"/>
                     </a:xfrm>
                     <a:prstGeom prst="rect">
                       <a:avLst/>
@@ -973,7 +1022,11 @@
     <w:p>
       <w:pPr>
         <w:pStyle w:val="Compact"/>
-        <w:spacing w:before="0" w:after="0"/>
+        <w:numPr>
+          <w:ilvl w:val="0"/>
+          <w:numId w:val="1003"/>
+        </w:numPr>
+        <w:ind w:firstLine="420"/>
       </w:pPr>
       <w:r>
         <w:rPr>
@@ -1053,7 +1106,11 @@
     <w:p>
       <w:pPr>
         <w:pStyle w:val="Compact"/>
-        <w:spacing w:before="0" w:after="0"/>
+        <w:numPr>
+          <w:ilvl w:val="0"/>
+          <w:numId w:val="1003"/>
+        </w:numPr>
+        <w:ind w:firstLine="420"/>
       </w:pPr>
       <w:r>
         <w:rPr>
@@ -1127,7 +1184,11 @@
     <w:p>
       <w:pPr>
         <w:pStyle w:val="Compact"/>
-        <w:spacing w:before="0" w:after="0"/>
+        <w:numPr>
+          <w:ilvl w:val="0"/>
+          <w:numId w:val="1003"/>
+        </w:numPr>
+        <w:ind w:firstLine="420"/>
       </w:pPr>
       <w:r>
         <w:rPr>
@@ -1243,7 +1304,11 @@
     <w:p>
       <w:pPr>
         <w:pStyle w:val="Compact"/>
-        <w:spacing w:before="0" w:after="0"/>
+        <w:numPr>
+          <w:ilvl w:val="0"/>
+          <w:numId w:val="1003"/>
+        </w:numPr>
+        <w:ind w:firstLine="420"/>
       </w:pPr>
       <w:r>
         <w:rPr>
@@ -1352,13 +1417,13 @@
     </w:p>
     <w:p>
       <w:pPr>
-        <w:spacing w:before="0" w:after="0"/>
-      </w:pPr>
-    </w:p>
-    <w:p>
-      <w:pPr>
-        <w:spacing w:before="0" w:after="0"/>
-      </w:pPr>
+        <w:spacing w:before="160" w:after="80"/>
+      </w:pPr>
+      <w:r>
+        <w:pict>
+          <v:rect style="width:0;height:1.5pt" o:hralign="center" o:hrstd="t" o:hr="t"/>
+        </w:pict>
+      </w:r>
     </w:p>
     <w:p>
       <w:pPr>
@@ -1399,6 +1464,7 @@
     <w:p>
       <w:pPr>
         <w:pStyle w:val="FirstParagraph"/>
+        <w:ind w:firstLine="420"/>
       </w:pPr>
       <w:r>
         <w:rPr>
@@ -1480,18 +1546,13 @@
     </w:p>
     <w:p>
       <w:pPr>
-        <w:spacing w:before="0" w:after="0"/>
-      </w:pPr>
-    </w:p>
-    <w:p>
-      <w:pPr>
-        <w:spacing w:before="0" w:after="0"/>
-      </w:pPr>
-    </w:p>
-    <w:p>
-      <w:pPr>
-        <w:spacing w:before="0" w:after="0"/>
-      </w:pPr>
+        <w:spacing w:before="160" w:after="80"/>
+      </w:pPr>
+      <w:r>
+        <w:pict>
+          <v:rect style="width:0;height:1.5pt" o:hralign="center" o:hrstd="t" o:hr="t"/>
+        </w:pict>
+      </w:r>
     </w:p>
     <w:p>
       <w:pPr>
@@ -1532,6 +1593,7 @@
     <w:p>
       <w:pPr>
         <w:pStyle w:val="FirstParagraph"/>
+        <w:ind w:firstLine="420"/>
       </w:pPr>
       <w:r>
         <w:rPr>
@@ -1866,18 +1928,13 @@
     </w:p>
     <w:p>
       <w:pPr>
-        <w:spacing w:before="0" w:after="0"/>
-      </w:pPr>
-    </w:p>
-    <w:p>
-      <w:pPr>
-        <w:spacing w:before="0" w:after="0"/>
-      </w:pPr>
-    </w:p>
-    <w:p>
-      <w:pPr>
-        <w:spacing w:before="0" w:after="0"/>
-      </w:pPr>
+        <w:spacing w:before="160" w:after="80"/>
+      </w:pPr>
+      <w:r>
+        <w:pict>
+          <v:rect style="width:0;height:1.5pt" o:hralign="center" o:hrstd="t" o:hr="t"/>
+        </w:pict>
+      </w:r>
     </w:p>
     <w:p>
       <w:pPr>
@@ -1918,6 +1975,7 @@
     <w:p>
       <w:pPr>
         <w:pStyle w:val="FirstParagraph"/>
+        <w:ind w:firstLine="420"/>
       </w:pPr>
       <w:r>
         <w:rPr>
@@ -1982,6 +2040,7 @@
     <w:p>
       <w:pPr>
         <w:pStyle w:val="BodyText"/>
+        <w:ind w:firstLine="420"/>
       </w:pPr>
       <w:r>
         <w:rPr>
@@ -2314,7 +2373,7 @@
     <w:p>
       <w:pPr>
         <w:pStyle w:val="BodyText"/>
-        <w:spacing w:before="0" w:after="0"/>
+        <w:ind w:firstLine="420"/>
       </w:pPr>
       <w:r>
         <w:rPr>
@@ -2414,7 +2473,7 @@
     <w:p>
       <w:pPr>
         <w:pStyle w:val="BodyText"/>
-        <w:spacing w:before="0" w:after="0"/>
+        <w:ind w:firstLine="420"/>
       </w:pPr>
       <w:r>
         <w:rPr>
@@ -2456,7 +2515,7 @@
     <w:p>
       <w:pPr>
         <w:pStyle w:val="BodyText"/>
-        <w:spacing w:before="0" w:after="0"/>
+        <w:ind w:firstLine="420"/>
       </w:pPr>
       <w:r>
         <w:rPr>
@@ -2515,7 +2574,7 @@
     <w:p>
       <w:pPr>
         <w:pStyle w:val="BodyText"/>
-        <w:spacing w:before="0" w:after="0"/>
+        <w:ind w:firstLine="420"/>
       </w:pPr>
       <w:r>
         <w:rPr>
@@ -2612,7 +2671,7 @@
         </w:rPr>
         <w:drawing>
           <wp:inline>
-            <wp:extent cx="3240000" cy="2924338"/>
+            <wp:extent cx="3240000" cy="2972476"/>
             <wp:effectExtent b="0" l="0" r="0" t="0"/>
             <wp:docPr descr="" title="" id="19" name="Picture"/>
             <a:graphic>
@@ -2633,7 +2692,7 @@
                   <pic:spPr bwMode="auto">
                     <a:xfrm>
                       <a:off x="0" y="0"/>
-                      <a:ext cx="3240000" cy="2924338"/>
+                      <a:ext cx="3240000" cy="2972476"/>
                     </a:xfrm>
                     <a:prstGeom prst="rect">
                       <a:avLst/>
@@ -2654,13 +2713,13 @@
     </w:p>
     <w:p>
       <w:pPr>
-        <w:spacing w:before="0" w:after="0"/>
-      </w:pPr>
-    </w:p>
-    <w:p>
-      <w:pPr>
-        <w:spacing w:before="0" w:after="0"/>
-      </w:pPr>
+        <w:spacing w:before="160" w:after="80"/>
+      </w:pPr>
+      <w:r>
+        <w:pict>
+          <v:rect style="width:0;height:1.5pt" o:hralign="center" o:hrstd="t" o:hr="t"/>
+        </w:pict>
+      </w:r>
     </w:p>
     <w:p>
       <w:pPr>
@@ -2701,6 +2760,7 @@
     <w:p>
       <w:pPr>
         <w:pStyle w:val="FirstParagraph"/>
+        <w:ind w:firstLine="420"/>
       </w:pPr>
       <w:r>
         <w:rPr>
@@ -2978,18 +3038,13 @@
     </w:p>
     <w:p>
       <w:pPr>
-        <w:spacing w:before="0" w:after="0"/>
-      </w:pPr>
-    </w:p>
-    <w:p>
-      <w:pPr>
-        <w:spacing w:before="0" w:after="0"/>
-      </w:pPr>
-    </w:p>
-    <w:p>
-      <w:pPr>
-        <w:spacing w:before="0" w:after="0"/>
-      </w:pPr>
+        <w:spacing w:before="160" w:after="80"/>
+      </w:pPr>
+      <w:r>
+        <w:pict>
+          <v:rect style="width:0;height:1.5pt" o:hralign="center" o:hrstd="t" o:hr="t"/>
+        </w:pict>
+      </w:r>
     </w:p>
     <w:p>
       <w:pPr>
@@ -3030,6 +3085,7 @@
     <w:p>
       <w:pPr>
         <w:pStyle w:val="FirstParagraph"/>
+        <w:ind w:firstLine="420"/>
       </w:pPr>
       <w:r>
         <w:rPr>
@@ -3149,7 +3205,7 @@
         </w:rPr>
         <w:drawing>
           <wp:inline>
-            <wp:extent cx="3594116" cy="2405881"/>
+            <wp:extent cx="3600000" cy="2405881"/>
             <wp:effectExtent b="0" l="0" r="0" t="0"/>
             <wp:docPr descr="" title="" id="24" name="Picture"/>
             <a:graphic>
@@ -3170,7 +3226,7 @@
                   <pic:spPr bwMode="auto">
                     <a:xfrm>
                       <a:off x="0" y="0"/>
-                      <a:ext cx="3594116" cy="2405881"/>
+                      <a:ext cx="3600000" cy="2405881"/>
                     </a:xfrm>
                     <a:prstGeom prst="rect">
                       <a:avLst/>
@@ -3192,7 +3248,7 @@
     <w:p>
       <w:pPr>
         <w:pStyle w:val="BodyText"/>
-        <w:spacing w:before="0" w:after="0"/>
+        <w:ind w:firstLine="420"/>
       </w:pPr>
       <w:r>
         <w:rPr>
@@ -3355,7 +3411,7 @@
     <w:p>
       <w:pPr>
         <w:pStyle w:val="BodyText"/>
-        <w:spacing w:before="0" w:after="0"/>
+        <w:ind w:firstLine="420"/>
       </w:pPr>
       <w:r>
         <w:rPr>
@@ -3467,7 +3523,7 @@
     <w:p>
       <w:pPr>
         <w:pStyle w:val="BodyText"/>
-        <w:spacing w:before="0" w:after="0"/>
+        <w:ind w:firstLine="420"/>
       </w:pPr>
       <w:r>
         <w:rPr>
@@ -3509,7 +3565,7 @@
     <w:p>
       <w:pPr>
         <w:pStyle w:val="BodyText"/>
-        <w:spacing w:before="0" w:after="0"/>
+        <w:ind w:firstLine="420"/>
       </w:pPr>
       <w:r>
         <w:rPr>
@@ -3579,13 +3635,13 @@
     </w:p>
     <w:p>
       <w:pPr>
-        <w:spacing w:before="0" w:after="0"/>
-      </w:pPr>
-    </w:p>
-    <w:p>
-      <w:pPr>
-        <w:spacing w:before="0" w:after="0"/>
-      </w:pPr>
+        <w:spacing w:before="160" w:after="80"/>
+      </w:pPr>
+      <w:r>
+        <w:pict>
+          <v:rect style="width:0;height:1.5pt" o:hralign="center" o:hrstd="t" o:hr="t"/>
+        </w:pict>
+      </w:r>
     </w:p>
     <w:p>
       <w:pPr>
@@ -3626,6 +3682,7 @@
     <w:p>
       <w:pPr>
         <w:pStyle w:val="FirstParagraph"/>
+        <w:ind w:firstLine="420"/>
       </w:pPr>
       <w:r>
         <w:rPr>
@@ -3863,6 +3920,7 @@
           <w:ilvl w:val="0"/>
           <w:numId w:val="1004"/>
         </w:numPr>
+        <w:ind w:firstLine="420"/>
       </w:pPr>
       <w:r>
         <w:rPr>
@@ -3883,6 +3941,7 @@
           <w:ilvl w:val="0"/>
           <w:numId w:val="1004"/>
         </w:numPr>
+        <w:ind w:firstLine="420"/>
       </w:pPr>
       <w:r>
         <w:rPr>
@@ -3900,6 +3959,7 @@
     <w:p>
       <w:pPr>
         <w:pStyle w:val="FirstParagraph"/>
+        <w:ind w:firstLine="420"/>
       </w:pPr>
       <w:r>
         <w:rPr>
@@ -3947,6 +4007,7 @@
     <w:p>
       <w:pPr>
         <w:pStyle w:val="BodyText"/>
+        <w:ind w:firstLine="420"/>
       </w:pPr>
       <w:r>
         <w:rPr>
@@ -3981,43 +4042,13 @@
     </w:p>
     <w:p>
       <w:pPr>
-        <w:spacing w:before="0" w:after="0"/>
-      </w:pPr>
-    </w:p>
-    <w:p>
-      <w:pPr>
-        <w:spacing w:before="0" w:after="0"/>
-      </w:pPr>
-    </w:p>
-    <w:p>
-      <w:pPr>
-        <w:spacing w:before="0" w:after="0"/>
-      </w:pPr>
-    </w:p>
-    <w:p>
-      <w:pPr>
-        <w:spacing w:before="0" w:after="0"/>
-      </w:pPr>
-    </w:p>
-    <w:p>
-      <w:pPr>
-        <w:spacing w:before="0" w:after="0"/>
-      </w:pPr>
-    </w:p>
-    <w:p>
-      <w:pPr>
-        <w:spacing w:before="0" w:after="0"/>
-      </w:pPr>
-    </w:p>
-    <w:p>
-      <w:pPr>
-        <w:spacing w:before="0" w:after="0"/>
-      </w:pPr>
-    </w:p>
-    <w:p>
-      <w:pPr>
-        <w:spacing w:before="0" w:after="0"/>
-      </w:pPr>
+        <w:spacing w:before="160" w:after="80"/>
+      </w:pPr>
+      <w:r>
+        <w:pict>
+          <v:rect style="width:0;height:1.5pt" o:hralign="center" o:hrstd="t" o:hr="t"/>
+        </w:pict>
+      </w:r>
     </w:p>
     <w:p>
       <w:pPr>
@@ -4058,6 +4089,7 @@
     <w:p>
       <w:pPr>
         <w:pStyle w:val="FirstParagraph"/>
+        <w:ind w:firstLine="420"/>
       </w:pPr>
       <w:r>
         <w:rPr>
@@ -4075,6 +4107,7 @@
     <w:p>
       <w:pPr>
         <w:pStyle w:val="BodyText"/>
+        <w:ind w:firstLine="420"/>
       </w:pPr>
       <w:r>
         <w:rPr>
@@ -4493,6 +4526,7 @@
     <w:p>
       <w:pPr>
         <w:pStyle w:val="BodyText"/>
+        <w:ind w:firstLine="420"/>
       </w:pPr>
       <w:r>
         <w:rPr>
@@ -4725,28 +4759,13 @@
     </w:p>
     <w:p>
       <w:pPr>
-        <w:spacing w:before="0" w:after="0"/>
-      </w:pPr>
-    </w:p>
-    <w:p>
-      <w:pPr>
-        <w:spacing w:before="0" w:after="0"/>
-      </w:pPr>
-    </w:p>
-    <w:p>
-      <w:pPr>
-        <w:spacing w:before="0" w:after="0"/>
-      </w:pPr>
-    </w:p>
-    <w:p>
-      <w:pPr>
-        <w:spacing w:before="0" w:after="0"/>
-      </w:pPr>
-    </w:p>
-    <w:p>
-      <w:pPr>
-        <w:spacing w:before="0" w:after="0"/>
-      </w:pPr>
+        <w:spacing w:before="160" w:after="80"/>
+      </w:pPr>
+      <w:r>
+        <w:pict>
+          <v:rect style="width:0;height:1.5pt" o:hralign="center" o:hrstd="t" o:hr="t"/>
+        </w:pict>
+      </w:r>
     </w:p>
     <w:p>
       <w:pPr>
@@ -4787,6 +4806,7 @@
     <w:p>
       <w:pPr>
         <w:pStyle w:val="FirstParagraph"/>
+        <w:ind w:firstLine="420"/>
       </w:pPr>
       <w:r>
         <w:rPr>
@@ -5404,6 +5424,7 @@
     <w:p>
       <w:pPr>
         <w:pStyle w:val="BodyText"/>
+        <w:ind w:firstLine="420"/>
       </w:pPr>
       <w:r>
         <w:rPr>
@@ -5616,6 +5637,7 @@
     <w:p>
       <w:pPr>
         <w:pStyle w:val="BodyText"/>
+        <w:ind w:firstLine="420"/>
       </w:pPr>
       <w:r>
         <w:rPr>
@@ -5879,6 +5901,7 @@
     <w:p>
       <w:pPr>
         <w:pStyle w:val="BodyText"/>
+        <w:ind w:firstLine="420"/>
       </w:pPr>
       <w:r>
         <w:rPr>
@@ -6023,6 +6046,7 @@
     <w:p>
       <w:pPr>
         <w:pStyle w:val="BodyText"/>
+        <w:ind w:firstLine="420"/>
       </w:pPr>
       <w:r>
         <w:rPr>
@@ -6129,43 +6153,13 @@
     </w:p>
     <w:p>
       <w:pPr>
-        <w:spacing w:before="0" w:after="0"/>
-      </w:pPr>
-    </w:p>
-    <w:p>
-      <w:pPr>
-        <w:spacing w:before="0" w:after="0"/>
-      </w:pPr>
-    </w:p>
-    <w:p>
-      <w:pPr>
-        <w:spacing w:before="0" w:after="0"/>
-      </w:pPr>
-    </w:p>
-    <w:p>
-      <w:pPr>
-        <w:spacing w:before="0" w:after="0"/>
-      </w:pPr>
-    </w:p>
-    <w:p>
-      <w:pPr>
-        <w:spacing w:before="0" w:after="0"/>
-      </w:pPr>
-    </w:p>
-    <w:p>
-      <w:pPr>
-        <w:spacing w:before="0" w:after="0"/>
-      </w:pPr>
-    </w:p>
-    <w:p>
-      <w:pPr>
-        <w:spacing w:before="0" w:after="0"/>
-      </w:pPr>
-    </w:p>
-    <w:p>
-      <w:pPr>
-        <w:spacing w:before="0" w:after="0"/>
-      </w:pPr>
+        <w:spacing w:before="160" w:after="80"/>
+      </w:pPr>
+      <w:r>
+        <w:pict>
+          <v:rect style="width:0;height:1.5pt" o:hralign="center" o:hrstd="t" o:hr="t"/>
+        </w:pict>
+      </w:r>
     </w:p>
     <w:p>
       <w:pPr>
@@ -6206,6 +6200,7 @@
     <w:p>
       <w:pPr>
         <w:pStyle w:val="FirstParagraph"/>
+        <w:ind w:firstLine="420"/>
       </w:pPr>
       <w:r>
         <w:rPr>
@@ -6506,8 +6501,10 @@
     <w:p>
       <w:pPr>
         <w:pStyle w:val="Compact"/>
-        <w:spacing w:before="0" w:after="0"/>
-        <w:ind w:left="480" w:hanging="480"/>
+        <w:numPr>
+          <w:ilvl w:val="0"/>
+          <w:numId w:val="1005"/>
+        </w:numPr>
       </w:pPr>
       <w:r>
         <w:rPr>
@@ -6539,27 +6536,75 @@
         <w:rPr>
           <w:rFonts w:ascii="Times New Roman" w:hAnsi="Times New Roman" w:eastAsia="Times New Roman" w:cs="Times New Roman"/>
         </w:rPr>
-        <w:t xml:space="preserve">　　</w:t>
+        <w:t xml:space="preserve">　　B. 5.06×10</w:t>
+      </w:r>
+      <w:r>
+        <w:rPr>
+          <w:rFonts w:ascii="Times New Roman" w:hAnsi="Times New Roman" w:eastAsia="Times New Roman" w:cs="Times New Roman"/>
+          <w:vertAlign w:val="superscript"/>
+        </w:rPr>
+        <w:t>-10</w:t>
+      </w:r>
+      <w:r>
+        <w:rPr>
+          <w:rFonts w:ascii="Times New Roman" w:hAnsi="Times New Roman" w:eastAsia="Times New Roman" w:cs="Times New Roman"/>
+        </w:rPr>
+        <w:t xml:space="preserve"> mol L</w:t>
+      </w:r>
+      <w:r>
+        <w:rPr>
+          <w:rFonts w:ascii="Times New Roman" w:hAnsi="Times New Roman" w:eastAsia="Times New Roman" w:cs="Times New Roman"/>
+          <w:vertAlign w:val="superscript"/>
+        </w:rPr>
+        <w:t>-1</w:t>
       </w:r>
     </w:p>
     <w:p>
       <w:pPr>
         <w:pStyle w:val="Compact"/>
-        <w:spacing w:before="0" w:after="0"/>
-        <w:ind w:left="480" w:hanging="480"/>
-      </w:pPr>
-      <w:r>
-        <w:rPr>
-          <w:rFonts w:ascii="Times New Roman" w:hAnsi="Times New Roman" w:eastAsia="Times New Roman" w:cs="Times New Roman"/>
-        </w:rPr>
-        <w:t xml:space="preserve">B. 5.06×10</w:t>
+        <w:numPr>
+          <w:ilvl w:val="0"/>
+          <w:numId w:val="1005"/>
+        </w:numPr>
+      </w:pPr>
+      <w:r>
+        <w:rPr>
+          <w:rFonts w:ascii="Times New Roman" w:hAnsi="Times New Roman" w:eastAsia="Times New Roman" w:cs="Times New Roman"/>
+        </w:rPr>
+        <w:t>C. 7.79×10</w:t>
       </w:r>
       <w:r>
         <w:rPr>
           <w:rFonts w:ascii="Times New Roman" w:hAnsi="Times New Roman" w:eastAsia="Times New Roman" w:cs="Times New Roman"/>
           <w:vertAlign w:val="superscript"/>
         </w:rPr>
-        <w:t>-10</w:t>
+        <w:t>-14</w:t>
+      </w:r>
+      <w:r>
+        <w:rPr>
+          <w:rFonts w:ascii="Times New Roman" w:hAnsi="Times New Roman" w:eastAsia="Times New Roman" w:cs="Times New Roman"/>
+        </w:rPr>
+        <w:t xml:space="preserve"> mol L</w:t>
+      </w:r>
+      <w:r>
+        <w:rPr>
+          <w:rFonts w:ascii="Times New Roman" w:hAnsi="Times New Roman" w:eastAsia="Times New Roman" w:cs="Times New Roman"/>
+          <w:vertAlign w:val="superscript"/>
+        </w:rPr>
+        <w:t>-1</w:t>
+      </w:r>
+      <w:r>
+        <w:rPr>
+          <w:rFonts w:ascii="Times New Roman" w:hAnsi="Times New Roman" w:eastAsia="Times New Roman" w:cs="Times New Roman"/>
+        </w:rPr>
+        <w:t xml:space="preserve">　　D. 3.29×10</w:t>
+      </w:r>
+      <w:r>
+        <w:rPr>
+          <w:rFonts w:ascii="Times New Roman" w:hAnsi="Times New Roman" w:eastAsia="Times New Roman" w:cs="Times New Roman"/>
+          <w:vertAlign w:val="superscript"/>
+        </w:rPr>
+        <w:t>-18</w:t>
       </w:r>
       <w:r>
         <w:rPr>
@@ -6577,85 +6622,13 @@
     </w:p>
     <w:p>
       <w:pPr>
-        <w:pStyle w:val="Compact"/>
-        <w:spacing w:before="0" w:after="0"/>
-        <w:ind w:left="480" w:hanging="480"/>
-      </w:pPr>
-      <w:r>
-        <w:rPr>
-          <w:rFonts w:ascii="Times New Roman" w:hAnsi="Times New Roman" w:eastAsia="Times New Roman" w:cs="Times New Roman"/>
-        </w:rPr>
-        <w:t>C. 7.79×10</w:t>
-      </w:r>
-      <w:r>
-        <w:rPr>
-          <w:rFonts w:ascii="Times New Roman" w:hAnsi="Times New Roman" w:eastAsia="Times New Roman" w:cs="Times New Roman"/>
-          <w:vertAlign w:val="superscript"/>
-        </w:rPr>
-        <w:t>-14</w:t>
-      </w:r>
-      <w:r>
-        <w:rPr>
-          <w:rFonts w:ascii="Times New Roman" w:hAnsi="Times New Roman" w:eastAsia="Times New Roman" w:cs="Times New Roman"/>
-        </w:rPr>
-        <w:t xml:space="preserve"> mol L</w:t>
-      </w:r>
-      <w:r>
-        <w:rPr>
-          <w:rFonts w:ascii="Times New Roman" w:hAnsi="Times New Roman" w:eastAsia="Times New Roman" w:cs="Times New Roman"/>
-          <w:vertAlign w:val="superscript"/>
-        </w:rPr>
-        <w:t>-1</w:t>
-      </w:r>
-      <w:r>
-        <w:rPr>
-          <w:rFonts w:ascii="Times New Roman" w:hAnsi="Times New Roman" w:eastAsia="Times New Roman" w:cs="Times New Roman"/>
-        </w:rPr>
-        <w:t xml:space="preserve">　　</w:t>
-      </w:r>
-    </w:p>
-    <w:p>
-      <w:pPr>
-        <w:pStyle w:val="Compact"/>
-        <w:spacing w:before="0" w:after="0"/>
-        <w:ind w:left="480" w:hanging="480"/>
-      </w:pPr>
-      <w:r>
-        <w:rPr>
-          <w:rFonts w:ascii="Times New Roman" w:hAnsi="Times New Roman" w:eastAsia="Times New Roman" w:cs="Times New Roman"/>
-        </w:rPr>
-        <w:t xml:space="preserve">D. 3.29×10</w:t>
-      </w:r>
-      <w:r>
-        <w:rPr>
-          <w:rFonts w:ascii="Times New Roman" w:hAnsi="Times New Roman" w:eastAsia="Times New Roman" w:cs="Times New Roman"/>
-          <w:vertAlign w:val="superscript"/>
-        </w:rPr>
-        <w:t>-18</w:t>
-      </w:r>
-      <w:r>
-        <w:rPr>
-          <w:rFonts w:ascii="Times New Roman" w:hAnsi="Times New Roman" w:eastAsia="Times New Roman" w:cs="Times New Roman"/>
-        </w:rPr>
-        <w:t xml:space="preserve"> mol L</w:t>
-      </w:r>
-      <w:r>
-        <w:rPr>
-          <w:rFonts w:ascii="Times New Roman" w:hAnsi="Times New Roman" w:eastAsia="Times New Roman" w:cs="Times New Roman"/>
-          <w:vertAlign w:val="superscript"/>
-        </w:rPr>
-        <w:t>-1</w:t>
-      </w:r>
-    </w:p>
-    <w:p>
-      <w:pPr>
-        <w:spacing w:before="0" w:after="0"/>
-      </w:pPr>
-    </w:p>
-    <w:p>
-      <w:pPr>
-        <w:spacing w:before="0" w:after="0"/>
-      </w:pPr>
+        <w:spacing w:before="160" w:after="80"/>
+      </w:pPr>
+      <w:r>
+        <w:pict>
+          <v:rect style="width:0;height:1.5pt" o:hralign="center" o:hrstd="t" o:hr="t"/>
+        </w:pict>
+      </w:r>
     </w:p>
     <w:p>
       <w:pPr>
@@ -6696,6 +6669,7 @@
     <w:p>
       <w:pPr>
         <w:pStyle w:val="FirstParagraph"/>
+        <w:ind w:firstLine="420"/>
       </w:pPr>
       <w:r>
         <w:rPr>
@@ -6749,12 +6723,13 @@
     <w:p>
       <w:pPr>
         <w:pStyle w:val="BodyText"/>
-      </w:pPr>
-      <w:r>
-        <w:rPr>
-          <w:rFonts w:hint="eastAsia" w:ascii="Times New Roman" w:hAnsi="Times New Roman" w:eastAsia="Times New Roman" w:cs="Times New Roman"/>
-        </w:rPr>
-        <w:t>5-1、</w:t>
+        <w:ind w:firstLine="420"/>
+      </w:pPr>
+      <w:r>
+        <w:rPr>
+          <w:rFonts w:hint="eastAsia" w:ascii="Times New Roman" w:hAnsi="Times New Roman" w:eastAsia="Times New Roman" w:cs="Times New Roman"/>
+        </w:rPr>
+        <w:t>(2)、</w:t>
       </w:r>
       <w:r>
         <w:rPr>
@@ -7326,12 +7301,13 @@
     <w:p>
       <w:pPr>
         <w:pStyle w:val="BodyText"/>
-      </w:pPr>
-      <w:r>
-        <w:rPr>
-          <w:rFonts w:hint="eastAsia" w:ascii="Times New Roman" w:hAnsi="Times New Roman" w:eastAsia="Times New Roman" w:cs="Times New Roman"/>
-        </w:rPr>
-        <w:t>5-2-1、</w:t>
+        <w:ind w:firstLine="420"/>
+      </w:pPr>
+      <w:r>
+        <w:rPr>
+          <w:rFonts w:hint="eastAsia" w:ascii="Times New Roman" w:hAnsi="Times New Roman" w:eastAsia="Times New Roman" w:cs="Times New Roman"/>
+        </w:rPr>
+        <w:t>(3)①、</w:t>
       </w:r>
       <w:r>
         <w:rPr>
@@ -7385,12 +7361,13 @@
     <w:p>
       <w:pPr>
         <w:pStyle w:val="BodyText"/>
-      </w:pPr>
-      <w:r>
-        <w:rPr>
-          <w:rFonts w:hint="eastAsia" w:ascii="Times New Roman" w:hAnsi="Times New Roman" w:eastAsia="Times New Roman" w:cs="Times New Roman"/>
-        </w:rPr>
-        <w:t>5-2-2、</w:t>
+        <w:ind w:firstLine="420"/>
+      </w:pPr>
+      <w:r>
+        <w:rPr>
+          <w:rFonts w:hint="eastAsia" w:ascii="Times New Roman" w:hAnsi="Times New Roman" w:eastAsia="Times New Roman" w:cs="Times New Roman"/>
+        </w:rPr>
+        <w:t>(3)②、</w:t>
       </w:r>
       <w:r>
         <w:rPr>
@@ -7555,43 +7532,13 @@
     </w:p>
     <w:p>
       <w:pPr>
-        <w:spacing w:before="0" w:after="0"/>
-      </w:pPr>
-    </w:p>
-    <w:p>
-      <w:pPr>
-        <w:spacing w:before="0" w:after="0"/>
-      </w:pPr>
-    </w:p>
-    <w:p>
-      <w:pPr>
-        <w:spacing w:before="0" w:after="0"/>
-      </w:pPr>
-    </w:p>
-    <w:p>
-      <w:pPr>
-        <w:spacing w:before="0" w:after="0"/>
-      </w:pPr>
-    </w:p>
-    <w:p>
-      <w:pPr>
-        <w:spacing w:before="0" w:after="0"/>
-      </w:pPr>
-    </w:p>
-    <w:p>
-      <w:pPr>
-        <w:spacing w:before="0" w:after="0"/>
-      </w:pPr>
-    </w:p>
-    <w:p>
-      <w:pPr>
-        <w:spacing w:before="0" w:after="0"/>
-      </w:pPr>
-    </w:p>
-    <w:p>
-      <w:pPr>
-        <w:spacing w:before="0" w:after="0"/>
-      </w:pPr>
+        <w:spacing w:before="160" w:after="80"/>
+      </w:pPr>
+      <w:r>
+        <w:pict>
+          <v:rect style="width:0;height:1.5pt" o:hralign="center" o:hrstd="t" o:hr="t"/>
+        </w:pict>
+      </w:r>
     </w:p>
     <w:p>
       <w:pPr>
@@ -7632,6 +7579,7 @@
     <w:p>
       <w:pPr>
         <w:pStyle w:val="FirstParagraph"/>
+        <w:ind w:firstLine="420"/>
       </w:pPr>
       <w:r>
         <w:rPr>
@@ -7899,6 +7847,7 @@
     <w:p>
       <w:pPr>
         <w:pStyle w:val="BodyText"/>
+        <w:ind w:firstLine="420"/>
       </w:pPr>
       <w:r>
         <w:rPr>
@@ -7906,7 +7855,7 @@
           <w:b/>
           <w:bCs/>
         </w:rPr>
-        <w:t xml:space="preserve">2-1</w:t>
+        <w:t xml:space="preserve">(1)</w:t>
       </w:r>
       <w:r>
         <w:rPr>
@@ -8005,43 +7954,13 @@
     </w:p>
     <w:p>
       <w:pPr>
-        <w:spacing w:before="0" w:after="0"/>
-      </w:pPr>
-    </w:p>
-    <w:p>
-      <w:pPr>
-        <w:spacing w:before="0" w:after="0"/>
-      </w:pPr>
-    </w:p>
-    <w:p>
-      <w:pPr>
-        <w:spacing w:before="0" w:after="0"/>
-      </w:pPr>
-    </w:p>
-    <w:p>
-      <w:pPr>
-        <w:spacing w:before="0" w:after="0"/>
-      </w:pPr>
-    </w:p>
-    <w:p>
-      <w:pPr>
-        <w:spacing w:before="0" w:after="0"/>
-      </w:pPr>
-    </w:p>
-    <w:p>
-      <w:pPr>
-        <w:spacing w:before="0" w:after="0"/>
-      </w:pPr>
-    </w:p>
-    <w:p>
-      <w:pPr>
-        <w:spacing w:before="0" w:after="0"/>
-      </w:pPr>
-    </w:p>
-    <w:p>
-      <w:pPr>
-        <w:spacing w:before="0" w:after="0"/>
-      </w:pPr>
+        <w:spacing w:before="160" w:after="80"/>
+      </w:pPr>
+      <w:r>
+        <w:pict>
+          <v:rect style="width:0;height:1.5pt" o:hralign="center" o:hrstd="t" o:hr="t"/>
+        </w:pict>
+      </w:r>
     </w:p>
     <w:p>
       <w:pPr>
@@ -8082,6 +8001,7 @@
     <w:p>
       <w:pPr>
         <w:pStyle w:val="FirstParagraph"/>
+        <w:ind w:firstLine="420"/>
       </w:pPr>
       <w:r>
         <w:rPr>
@@ -8314,6 +8234,7 @@
     <w:p>
       <w:pPr>
         <w:pStyle w:val="BodyText"/>
+        <w:ind w:firstLine="420"/>
       </w:pPr>
       <w:r>
         <w:rPr>
@@ -8321,7 +8242,7 @@
           <w:b/>
           <w:bCs/>
         </w:rPr>
-        <w:t xml:space="preserve">8-1</w:t>
+        <w:t xml:space="preserve">(1)</w:t>
       </w:r>
       <w:r>
         <w:rPr>
@@ -8383,6 +8304,7 @@
     <w:p>
       <w:pPr>
         <w:pStyle w:val="BodyText"/>
+        <w:ind w:firstLine="420"/>
       </w:pPr>
       <w:r>
         <w:rPr>
@@ -8390,7 +8312,7 @@
           <w:b/>
           <w:bCs/>
         </w:rPr>
-        <w:t xml:space="preserve">8-2</w:t>
+        <w:t xml:space="preserve">(2)</w:t>
       </w:r>
       <w:r>
         <w:rPr>
@@ -8477,6 +8399,7 @@
     <w:p>
       <w:pPr>
         <w:pStyle w:val="BodyText"/>
+        <w:ind w:firstLine="420"/>
       </w:pPr>
       <w:r>
         <w:rPr>
@@ -8484,7 +8407,7 @@
           <w:b/>
           <w:bCs/>
         </w:rPr>
-        <w:t xml:space="preserve">8-3</w:t>
+        <w:t xml:space="preserve">(3)</w:t>
       </w:r>
       <w:r>
         <w:rPr>
@@ -8545,6 +8468,7 @@
     <w:p>
       <w:pPr>
         <w:pStyle w:val="BodyText"/>
+        <w:ind w:firstLine="420"/>
       </w:pPr>
       <w:r>
         <w:rPr>
@@ -8552,7 +8476,7 @@
           <w:b/>
           <w:bCs/>
         </w:rPr>
-        <w:t xml:space="preserve">8-4</w:t>
+        <w:t xml:space="preserve">(4)</w:t>
       </w:r>
       <w:r>
         <w:rPr>
@@ -8605,43 +8529,13 @@
     </w:p>
     <w:p>
       <w:pPr>
-        <w:spacing w:before="0" w:after="0"/>
-      </w:pPr>
-    </w:p>
-    <w:p>
-      <w:pPr>
-        <w:spacing w:before="0" w:after="0"/>
-      </w:pPr>
-    </w:p>
-    <w:p>
-      <w:pPr>
-        <w:spacing w:before="0" w:after="0"/>
-      </w:pPr>
-    </w:p>
-    <w:p>
-      <w:pPr>
-        <w:spacing w:before="0" w:after="0"/>
-      </w:pPr>
-    </w:p>
-    <w:p>
-      <w:pPr>
-        <w:spacing w:before="0" w:after="0"/>
-      </w:pPr>
-    </w:p>
-    <w:p>
-      <w:pPr>
-        <w:spacing w:before="0" w:after="0"/>
-      </w:pPr>
-    </w:p>
-    <w:p>
-      <w:pPr>
-        <w:spacing w:before="0" w:after="0"/>
-      </w:pPr>
-    </w:p>
-    <w:p>
-      <w:pPr>
-        <w:spacing w:before="0" w:after="0"/>
-      </w:pPr>
+        <w:spacing w:before="160" w:after="80"/>
+      </w:pPr>
+      <w:r>
+        <w:pict>
+          <v:rect style="width:0;height:1.5pt" o:hralign="center" o:hrstd="t" o:hr="t"/>
+        </w:pict>
+      </w:r>
     </w:p>
     <w:p>
       <w:pPr>
@@ -8682,6 +8576,7 @@
     <w:p>
       <w:pPr>
         <w:pStyle w:val="FirstParagraph"/>
+        <w:ind w:firstLine="420"/>
       </w:pPr>
       <w:r>
         <w:rPr>
@@ -8854,6 +8749,7 @@
     <w:p>
       <w:pPr>
         <w:pStyle w:val="BodyText"/>
+        <w:ind w:firstLine="420"/>
       </w:pPr>
       <w:r>
         <w:rPr>
@@ -8861,7 +8757,7 @@
           <w:b/>
           <w:bCs/>
         </w:rPr>
-        <w:t xml:space="preserve">10-1</w:t>
+        <w:t xml:space="preserve">(1)</w:t>
       </w:r>
       <w:r>
         <w:rPr>
@@ -8910,6 +8806,7 @@
     <w:p>
       <w:pPr>
         <w:pStyle w:val="BodyText"/>
+        <w:ind w:firstLine="420"/>
       </w:pPr>
       <w:r>
         <w:rPr>
@@ -8917,7 +8814,7 @@
           <w:b/>
           <w:bCs/>
         </w:rPr>
-        <w:t xml:space="preserve">10-2</w:t>
+        <w:t xml:space="preserve">(2)</w:t>
       </w:r>
       <w:r>
         <w:rPr>
@@ -8941,6 +8838,7 @@
     <w:p>
       <w:pPr>
         <w:pStyle w:val="BodyText"/>
+        <w:ind w:firstLine="420"/>
       </w:pPr>
       <w:r>
         <w:rPr>
@@ -8948,7 +8846,7 @@
           <w:b/>
           <w:bCs/>
         </w:rPr>
-        <w:t xml:space="preserve">10-3</w:t>
+        <w:t xml:space="preserve">(3)</w:t>
       </w:r>
       <w:r>
         <w:rPr>
@@ -9095,6 +8993,7 @@
     <w:p>
       <w:pPr>
         <w:pStyle w:val="BodyText"/>
+        <w:ind w:firstLine="420"/>
       </w:pPr>
       <w:r>
         <w:rPr>
@@ -9102,7 +9001,7 @@
           <w:b/>
           <w:bCs/>
         </w:rPr>
-        <w:t xml:space="preserve">10-4</w:t>
+        <w:t xml:space="preserve">(4)</w:t>
       </w:r>
       <w:r>
         <w:rPr>
@@ -9188,6 +9087,7 @@
     <w:p>
       <w:pPr>
         <w:pStyle w:val="BodyText"/>
+        <w:ind w:firstLine="420"/>
       </w:pPr>
       <w:r>
         <w:rPr>
@@ -9195,7 +9095,7 @@
           <w:b/>
           <w:bCs/>
         </w:rPr>
-        <w:t xml:space="preserve">10-5</w:t>
+        <w:t xml:space="preserve">(5)</w:t>
       </w:r>
       <w:r>
         <w:rPr>
@@ -9269,6 +9169,7 @@
     <w:p>
       <w:pPr>
         <w:pStyle w:val="BodyText"/>
+        <w:ind w:firstLine="420"/>
       </w:pPr>
       <w:r>
         <w:rPr>
@@ -9276,7 +9177,7 @@
           <w:b/>
           <w:bCs/>
         </w:rPr>
-        <w:t xml:space="preserve">10-6</w:t>
+        <w:t xml:space="preserve">(6)</w:t>
       </w:r>
       <w:r>
         <w:rPr>
@@ -9355,43 +9256,13 @@
     </w:p>
     <w:p>
       <w:pPr>
-        <w:spacing w:before="0" w:after="0"/>
-      </w:pPr>
-    </w:p>
-    <w:p>
-      <w:pPr>
-        <w:spacing w:before="0" w:after="0"/>
-      </w:pPr>
-    </w:p>
-    <w:p>
-      <w:pPr>
-        <w:spacing w:before="0" w:after="0"/>
-      </w:pPr>
-    </w:p>
-    <w:p>
-      <w:pPr>
-        <w:spacing w:before="0" w:after="0"/>
-      </w:pPr>
-    </w:p>
-    <w:p>
-      <w:pPr>
-        <w:spacing w:before="0" w:after="0"/>
-      </w:pPr>
-    </w:p>
-    <w:p>
-      <w:pPr>
-        <w:spacing w:before="0" w:after="0"/>
-      </w:pPr>
-    </w:p>
-    <w:p>
-      <w:pPr>
-        <w:spacing w:before="0" w:after="0"/>
-      </w:pPr>
-    </w:p>
-    <w:p>
-      <w:pPr>
-        <w:spacing w:before="0" w:after="0"/>
-      </w:pPr>
+        <w:spacing w:before="160" w:after="80"/>
+      </w:pPr>
+      <w:r>
+        <w:pict>
+          <v:rect style="width:0;height:1.5pt" o:hralign="center" o:hrstd="t" o:hr="t"/>
+        </w:pict>
+      </w:r>
     </w:p>
     <w:p>
       <w:pPr>
@@ -9432,6 +9303,7 @@
     <w:p>
       <w:pPr>
         <w:pStyle w:val="FirstParagraph"/>
+        <w:ind w:firstLine="420"/>
       </w:pPr>
       <w:r>
         <w:rPr>
@@ -9719,6 +9591,7 @@
     <w:p>
       <w:pPr>
         <w:pStyle w:val="BodyText"/>
+        <w:ind w:firstLine="420"/>
       </w:pPr>
       <w:r>
         <w:rPr>
@@ -9726,7 +9599,7 @@
           <w:b/>
           <w:bCs/>
         </w:rPr>
-        <w:t xml:space="preserve">8-1</w:t>
+        <w:t xml:space="preserve">(1)</w:t>
       </w:r>
       <w:r>
         <w:rPr>
@@ -9801,6 +9674,7 @@
     <w:p>
       <w:pPr>
         <w:pStyle w:val="BodyText"/>
+        <w:ind w:firstLine="420"/>
       </w:pPr>
       <w:r>
         <w:rPr>
@@ -9808,7 +9682,7 @@
           <w:b/>
           <w:bCs/>
         </w:rPr>
-        <w:t xml:space="preserve">8-2</w:t>
+        <w:t xml:space="preserve">(2)</w:t>
       </w:r>
       <w:r>
         <w:rPr>
@@ -9915,6 +9789,7 @@
     <w:p>
       <w:pPr>
         <w:pStyle w:val="BodyText"/>
+        <w:ind w:firstLine="420"/>
       </w:pPr>
       <w:r>
         <w:rPr>
@@ -9922,7 +9797,7 @@
           <w:b/>
           <w:bCs/>
         </w:rPr>
-        <w:t xml:space="preserve">8-3</w:t>
+        <w:t xml:space="preserve">(3)</w:t>
       </w:r>
       <w:r>
         <w:rPr>
@@ -9958,6 +9833,7 @@
     <w:p>
       <w:pPr>
         <w:pStyle w:val="BodyText"/>
+        <w:ind w:firstLine="420"/>
       </w:pPr>
       <w:r>
         <w:rPr>
@@ -9965,7 +9841,7 @@
           <w:b/>
           <w:bCs/>
         </w:rPr>
-        <w:t xml:space="preserve">8-4</w:t>
+        <w:t xml:space="preserve">(4)</w:t>
       </w:r>
       <w:r>
         <w:rPr>
@@ -10013,6 +9889,7 @@
     <w:p>
       <w:pPr>
         <w:pStyle w:val="BodyText"/>
+        <w:ind w:firstLine="420"/>
       </w:pPr>
       <w:r>
         <w:rPr>
@@ -10020,7 +9897,7 @@
           <w:b/>
           <w:bCs/>
         </w:rPr>
-        <w:t xml:space="preserve">8-5</w:t>
+        <w:t xml:space="preserve">(5)</w:t>
       </w:r>
       <w:r>
         <w:rPr>
@@ -10202,12 +10079,13 @@
         <w:rPr>
           <w:rFonts w:ascii="Times New Roman" w:hAnsi="Times New Roman" w:eastAsia="Times New Roman" w:cs="Times New Roman"/>
         </w:rPr>
-        <w:t xml:space="preserve"> εθ。</w:t>
+        <w:t xml:space="preserve"> ε°。</w:t>
       </w:r>
     </w:p>
     <w:p>
       <w:pPr>
         <w:pStyle w:val="BodyText"/>
+        <w:ind w:firstLine="420"/>
       </w:pPr>
       <w:r>
         <w:rPr>
@@ -10215,7 +10093,7 @@
           <w:b/>
           <w:bCs/>
         </w:rPr>
-        <w:t xml:space="preserve">8-6</w:t>
+        <w:t xml:space="preserve">(6)</w:t>
       </w:r>
       <w:r>
         <w:rPr>
@@ -10275,43 +10153,13 @@
     </w:p>
     <w:p>
       <w:pPr>
-        <w:spacing w:before="0" w:after="0"/>
-      </w:pPr>
-    </w:p>
-    <w:p>
-      <w:pPr>
-        <w:spacing w:before="0" w:after="0"/>
-      </w:pPr>
-    </w:p>
-    <w:p>
-      <w:pPr>
-        <w:spacing w:before="0" w:after="0"/>
-      </w:pPr>
-    </w:p>
-    <w:p>
-      <w:pPr>
-        <w:spacing w:before="0" w:after="0"/>
-      </w:pPr>
-    </w:p>
-    <w:p>
-      <w:pPr>
-        <w:spacing w:before="0" w:after="0"/>
-      </w:pPr>
-    </w:p>
-    <w:p>
-      <w:pPr>
-        <w:spacing w:before="0" w:after="0"/>
-      </w:pPr>
-    </w:p>
-    <w:p>
-      <w:pPr>
-        <w:spacing w:before="0" w:after="0"/>
-      </w:pPr>
-    </w:p>
-    <w:p>
-      <w:pPr>
-        <w:spacing w:before="0" w:after="0"/>
-      </w:pPr>
+        <w:spacing w:before="160" w:after="80"/>
+      </w:pPr>
+      <w:r>
+        <w:pict>
+          <v:rect style="width:0;height:1.5pt" o:hralign="center" o:hrstd="t" o:hr="t"/>
+        </w:pict>
+      </w:r>
     </w:p>
     <w:p>
       <w:pPr>
@@ -10352,6 +10200,7 @@
     <w:p>
       <w:pPr>
         <w:pStyle w:val="FirstParagraph"/>
+        <w:ind w:firstLine="420"/>
       </w:pPr>
       <w:r>
         <w:rPr>
@@ -10416,18 +10265,13 @@
     </w:p>
     <w:p>
       <w:pPr>
-        <w:spacing w:before="0" w:after="0"/>
-      </w:pPr>
-    </w:p>
-    <w:p>
-      <w:pPr>
-        <w:spacing w:before="0" w:after="0"/>
-      </w:pPr>
-    </w:p>
-    <w:p>
-      <w:pPr>
-        <w:spacing w:before="0" w:after="0"/>
-      </w:pPr>
+        <w:spacing w:before="160" w:after="80"/>
+      </w:pPr>
+      <w:r>
+        <w:pict>
+          <v:rect style="width:0;height:1.5pt" o:hralign="center" o:hrstd="t" o:hr="t"/>
+        </w:pict>
+      </w:r>
     </w:p>
     <w:p>
       <w:pPr>
@@ -10469,6 +10313,7 @@
       <w:pPr>
         <w:pStyle w:val="FirstParagraph"/>
         <w:spacing w:after="80"/>
+        <w:ind w:firstLine="420"/>
       </w:pPr>
       <w:r>
         <w:rPr>
@@ -10717,15 +10562,16 @@
       <w:tblPr>
         <w:tblStyle w:val="Table"/>
         <w:tblW w:type="auto" w:w="0"/>
+        <w:tblLook w:firstRow="1" w:lastRow="0" w:firstColumn="0" w:lastColumn="0" w:noHBand="0" w:noVBand="0" w:val="0020"/>
+        <w:jc w:val="center"/>
         <w:tblBorders>
           <w:top w:val="single" w:sz="12" w:space="0" w:color="000000"/>
-          <w:left w:val="none" w:sz="0" w:space="0" w:color="auto"/>
           <w:bottom w:val="single" w:sz="12" w:space="0" w:color="000000"/>
-          <w:right w:val="none" w:sz="0" w:space="0" w:color="auto"/>
-          <w:insideH w:val="none" w:sz="0" w:space="0" w:color="auto"/>
-          <w:insideV w:val="none" w:sz="0" w:space="0" w:color="auto"/>
+          <w:left w:val="none"/>
+          <w:right w:val="none"/>
+          <w:insideH w:val="none"/>
+          <w:insideV w:val="none"/>
         </w:tblBorders>
-        <w:tblLook w:firstRow="1" w:lastRow="0" w:firstColumn="0" w:lastColumn="0" w:noHBand="0" w:noVBand="0" w:val="0020"/>
       </w:tblPr>
       <w:tblGrid>
         <w:gridCol w:w="1980"/>
@@ -10740,7 +10586,7 @@
         <w:tc>
           <w:tcPr>
             <w:tcBorders>
-              <w:bottom w:val="single" w:sz="8" w:space="0" w:color="000000"/>
+              <w:bottom w:val="single" w:sz="6" w:space="0" w:color="000000"/>
             </w:tcBorders>
           </w:tcPr>
           <w:p>
@@ -10760,7 +10606,7 @@
         <w:tc>
           <w:tcPr>
             <w:tcBorders>
-              <w:bottom w:val="single" w:sz="8" w:space="0" w:color="000000"/>
+              <w:bottom w:val="single" w:sz="6" w:space="0" w:color="000000"/>
             </w:tcBorders>
           </w:tcPr>
           <w:p>
@@ -10780,7 +10626,7 @@
         <w:tc>
           <w:tcPr>
             <w:tcBorders>
-              <w:bottom w:val="single" w:sz="8" w:space="0" w:color="000000"/>
+              <w:bottom w:val="single" w:sz="6" w:space="0" w:color="000000"/>
             </w:tcBorders>
           </w:tcPr>
           <w:p>
@@ -10800,7 +10646,7 @@
         <w:tc>
           <w:tcPr>
             <w:tcBorders>
-              <w:bottom w:val="single" w:sz="8" w:space="0" w:color="000000"/>
+              <w:bottom w:val="single" w:sz="6" w:space="0" w:color="000000"/>
             </w:tcBorders>
           </w:tcPr>
           <w:p>
@@ -11157,6 +11003,7 @@
           <w:numId w:val="1006"/>
         </w:numPr>
         <w:spacing w:before="120"/>
+        <w:ind w:firstLine="420"/>
       </w:pPr>
       <w:r>
         <w:rPr>
@@ -11340,6 +11187,7 @@
           <w:ilvl w:val="0"/>
           <w:numId w:val="1006"/>
         </w:numPr>
+        <w:ind w:firstLine="420"/>
       </w:pPr>
       <w:r>
         <w:rPr>
@@ -11416,43 +11264,13 @@
     </w:p>
     <w:p>
       <w:pPr>
-        <w:spacing w:before="0" w:after="0"/>
-      </w:pPr>
-    </w:p>
-    <w:p>
-      <w:pPr>
-        <w:spacing w:before="0" w:after="0"/>
-      </w:pPr>
-    </w:p>
-    <w:p>
-      <w:pPr>
-        <w:spacing w:before="0" w:after="0"/>
-      </w:pPr>
-    </w:p>
-    <w:p>
-      <w:pPr>
-        <w:spacing w:before="0" w:after="0"/>
-      </w:pPr>
-    </w:p>
-    <w:p>
-      <w:pPr>
-        <w:spacing w:before="0" w:after="0"/>
-      </w:pPr>
-    </w:p>
-    <w:p>
-      <w:pPr>
-        <w:spacing w:before="0" w:after="0"/>
-      </w:pPr>
-    </w:p>
-    <w:p>
-      <w:pPr>
-        <w:spacing w:before="0" w:after="0"/>
-      </w:pPr>
-    </w:p>
-    <w:p>
-      <w:pPr>
-        <w:spacing w:before="0" w:after="0"/>
-      </w:pPr>
+        <w:spacing w:before="160" w:after="80"/>
+      </w:pPr>
+      <w:r>
+        <w:pict>
+          <v:rect style="width:0;height:1.5pt" o:hralign="center" o:hrstd="t" o:hr="t"/>
+        </w:pict>
+      </w:r>
     </w:p>
     <w:p>
       <w:pPr>
@@ -11493,6 +11311,7 @@
     <w:p>
       <w:pPr>
         <w:pStyle w:val="FirstParagraph"/>
+        <w:ind w:firstLine="420"/>
       </w:pPr>
       <w:r>
         <w:rPr>
@@ -11820,6 +11639,7 @@
       <w:pPr>
         <w:pStyle w:val="BodyText"/>
         <w:spacing w:after="80"/>
+        <w:ind w:firstLine="420"/>
       </w:pPr>
       <w:r>
         <w:rPr>
@@ -11844,15 +11664,16 @@
       <w:tblPr>
         <w:tblStyle w:val="Table"/>
         <w:tblW w:type="auto" w:w="0"/>
+        <w:tblLook w:firstRow="1" w:lastRow="0" w:firstColumn="0" w:lastColumn="0" w:noHBand="0" w:noVBand="0" w:val="0020"/>
+        <w:jc w:val="center"/>
         <w:tblBorders>
           <w:top w:val="single" w:sz="12" w:space="0" w:color="000000"/>
-          <w:left w:val="none" w:sz="0" w:space="0" w:color="auto"/>
           <w:bottom w:val="single" w:sz="12" w:space="0" w:color="000000"/>
-          <w:right w:val="none" w:sz="0" w:space="0" w:color="auto"/>
-          <w:insideH w:val="none" w:sz="0" w:space="0" w:color="auto"/>
-          <w:insideV w:val="none" w:sz="0" w:space="0" w:color="auto"/>
+          <w:left w:val="none"/>
+          <w:right w:val="none"/>
+          <w:insideH w:val="none"/>
+          <w:insideV w:val="none"/>
         </w:tblBorders>
-        <w:tblLook w:firstRow="1" w:lastRow="0" w:firstColumn="0" w:lastColumn="0" w:noHBand="0" w:noVBand="0" w:val="0020"/>
       </w:tblPr>
       <w:tblGrid>
         <w:gridCol w:w="1980"/>
@@ -11867,7 +11688,7 @@
         <w:tc>
           <w:tcPr>
             <w:tcBorders>
-              <w:bottom w:val="single" w:sz="8" w:space="0" w:color="000000"/>
+              <w:bottom w:val="single" w:sz="6" w:space="0" w:color="000000"/>
             </w:tcBorders>
           </w:tcPr>
           <w:p>
@@ -11887,7 +11708,7 @@
         <w:tc>
           <w:tcPr>
             <w:tcBorders>
-              <w:bottom w:val="single" w:sz="8" w:space="0" w:color="000000"/>
+              <w:bottom w:val="single" w:sz="6" w:space="0" w:color="000000"/>
             </w:tcBorders>
           </w:tcPr>
           <w:p>
@@ -11915,7 +11736,7 @@
         <w:tc>
           <w:tcPr>
             <w:tcBorders>
-              <w:bottom w:val="single" w:sz="8" w:space="0" w:color="000000"/>
+              <w:bottom w:val="single" w:sz="6" w:space="0" w:color="000000"/>
             </w:tcBorders>
           </w:tcPr>
           <w:p>
@@ -11943,7 +11764,7 @@
         <w:tc>
           <w:tcPr>
             <w:tcBorders>
-              <w:bottom w:val="single" w:sz="8" w:space="0" w:color="000000"/>
+              <w:bottom w:val="single" w:sz="6" w:space="0" w:color="000000"/>
             </w:tcBorders>
           </w:tcPr>
           <w:p>
@@ -12036,6 +11857,7 @@
       <w:pPr>
         <w:pStyle w:val="BodyText"/>
         <w:spacing w:before="120"/>
+        <w:ind w:firstLine="420"/>
       </w:pPr>
       <w:r>
         <w:rPr>
@@ -12056,6 +11878,7 @@
           <w:ilvl w:val="0"/>
           <w:numId w:val="1007"/>
         </w:numPr>
+        <w:ind w:firstLine="420"/>
       </w:pPr>
       <w:r>
         <w:rPr>
@@ -12130,6 +11953,7 @@
           <w:ilvl w:val="0"/>
           <w:numId w:val="1007"/>
         </w:numPr>
+        <w:ind w:firstLine="420"/>
       </w:pPr>
       <w:r>
         <w:rPr>
@@ -12162,6 +11986,7 @@
           <w:ilvl w:val="0"/>
           <w:numId w:val="1007"/>
         </w:numPr>
+        <w:ind w:firstLine="420"/>
       </w:pPr>
       <w:r>
         <w:rPr>
@@ -12194,6 +12019,7 @@
           <w:ilvl w:val="0"/>
           <w:numId w:val="1007"/>
         </w:numPr>
+        <w:ind w:firstLine="420"/>
       </w:pPr>
       <m:oMath>
         <m:oMathPr>
@@ -12440,6 +12266,7 @@
     <w:p>
       <w:pPr>
         <w:pStyle w:val="FirstParagraph"/>
+        <w:ind w:firstLine="420"/>
       </w:pPr>
       <w:r>
         <w:rPr>
@@ -12533,6 +12360,7 @@
     <w:p>
       <w:pPr>
         <w:pStyle w:val="BodyText"/>
+        <w:ind w:firstLine="420"/>
       </w:pPr>
       <w:r>
         <w:rPr>
@@ -12702,6 +12530,7 @@
     <w:p>
       <w:pPr>
         <w:pStyle w:val="BodyText"/>
+        <w:ind w:firstLine="420"/>
       </w:pPr>
       <w:r>
         <w:rPr>
@@ -12883,43 +12712,13 @@
     </w:p>
     <w:p>
       <w:pPr>
-        <w:spacing w:before="0" w:after="0"/>
-      </w:pPr>
-    </w:p>
-    <w:p>
-      <w:pPr>
-        <w:spacing w:before="0" w:after="0"/>
-      </w:pPr>
-    </w:p>
-    <w:p>
-      <w:pPr>
-        <w:spacing w:before="0" w:after="0"/>
-      </w:pPr>
-    </w:p>
-    <w:p>
-      <w:pPr>
-        <w:spacing w:before="0" w:after="0"/>
-      </w:pPr>
-    </w:p>
-    <w:p>
-      <w:pPr>
-        <w:spacing w:before="0" w:after="0"/>
-      </w:pPr>
-    </w:p>
-    <w:p>
-      <w:pPr>
-        <w:spacing w:before="0" w:after="0"/>
-      </w:pPr>
-    </w:p>
-    <w:p>
-      <w:pPr>
-        <w:spacing w:before="0" w:after="0"/>
-      </w:pPr>
-    </w:p>
-    <w:p>
-      <w:pPr>
-        <w:spacing w:before="0" w:after="0"/>
-      </w:pPr>
+        <w:spacing w:before="160" w:after="80"/>
+      </w:pPr>
+      <w:r>
+        <w:pict>
+          <v:rect style="width:0;height:1.5pt" o:hralign="center" o:hrstd="t" o:hr="t"/>
+        </w:pict>
+      </w:r>
     </w:p>
     <w:p>
       <w:pPr>
@@ -12960,6 +12759,7 @@
     <w:p>
       <w:pPr>
         <w:pStyle w:val="FirstParagraph"/>
+        <w:ind w:firstLine="420"/>
       </w:pPr>
       <w:r>
         <w:rPr>
@@ -13603,18 +13403,13 @@
     </w:p>
     <w:p>
       <w:pPr>
-        <w:spacing w:before="0" w:after="0"/>
-      </w:pPr>
-    </w:p>
-    <w:p>
-      <w:pPr>
-        <w:spacing w:before="0" w:after="0"/>
-      </w:pPr>
-    </w:p>
-    <w:p>
-      <w:pPr>
-        <w:spacing w:before="0" w:after="0"/>
-      </w:pPr>
+        <w:spacing w:before="160" w:after="80"/>
+      </w:pPr>
+      <w:r>
+        <w:pict>
+          <v:rect style="width:0;height:1.5pt" o:hralign="center" o:hrstd="t" o:hr="t"/>
+        </w:pict>
+      </w:r>
     </w:p>
     <w:p>
       <w:pPr>
@@ -13655,6 +13450,7 @@
     <w:p>
       <w:pPr>
         <w:pStyle w:val="FirstParagraph"/>
+        <w:ind w:firstLine="420"/>
       </w:pPr>
       <w:r>
         <w:rPr>
@@ -13948,28 +13744,13 @@
     </w:p>
     <w:p>
       <w:pPr>
-        <w:spacing w:before="0" w:after="0"/>
-      </w:pPr>
-    </w:p>
-    <w:p>
-      <w:pPr>
-        <w:spacing w:before="0" w:after="0"/>
-      </w:pPr>
-    </w:p>
-    <w:p>
-      <w:pPr>
-        <w:spacing w:before="0" w:after="0"/>
-      </w:pPr>
-    </w:p>
-    <w:p>
-      <w:pPr>
-        <w:spacing w:before="0" w:after="0"/>
-      </w:pPr>
-    </w:p>
-    <w:p>
-      <w:pPr>
-        <w:spacing w:before="0" w:after="0"/>
-      </w:pPr>
+        <w:spacing w:before="160" w:after="80"/>
+      </w:pPr>
+      <w:r>
+        <w:pict>
+          <v:rect style="width:0;height:1.5pt" o:hralign="center" o:hrstd="t" o:hr="t"/>
+        </w:pict>
+      </w:r>
     </w:p>
     <w:p>
       <w:pPr>
@@ -14010,6 +13791,7 @@
     <w:p>
       <w:pPr>
         <w:pStyle w:val="FirstParagraph"/>
+        <w:ind w:firstLine="420"/>
       </w:pPr>
       <w:r>
         <w:rPr>
@@ -14687,28 +14469,13 @@
     </w:p>
     <w:p>
       <w:pPr>
-        <w:spacing w:before="0" w:after="0"/>
-      </w:pPr>
-    </w:p>
-    <w:p>
-      <w:pPr>
-        <w:spacing w:before="0" w:after="0"/>
-      </w:pPr>
-    </w:p>
-    <w:p>
-      <w:pPr>
-        <w:spacing w:before="0" w:after="0"/>
-      </w:pPr>
-    </w:p>
-    <w:p>
-      <w:pPr>
-        <w:spacing w:before="0" w:after="0"/>
-      </w:pPr>
-    </w:p>
-    <w:p>
-      <w:pPr>
-        <w:spacing w:before="0" w:after="0"/>
-      </w:pPr>
+        <w:spacing w:before="160" w:after="80"/>
+      </w:pPr>
+      <w:r>
+        <w:pict>
+          <v:rect style="width:0;height:1.5pt" o:hralign="center" o:hrstd="t" o:hr="t"/>
+        </w:pict>
+      </w:r>
     </w:p>
     <w:p>
       <w:pPr>
@@ -14749,6 +14516,7 @@
     <w:p>
       <w:pPr>
         <w:pStyle w:val="FirstParagraph"/>
+        <w:ind w:firstLine="420"/>
       </w:pPr>
       <w:r>
         <w:rPr>
@@ -14884,6 +14652,7 @@
       <w:pPr>
         <w:pStyle w:val="BodyText"/>
         <w:spacing w:after="80"/>
+        <w:ind w:firstLine="420"/>
       </w:pPr>
       <w:r>
         <w:rPr>
@@ -14914,15 +14683,16 @@
       <w:tblPr>
         <w:tblStyle w:val="Table"/>
         <w:tblW w:type="auto" w:w="0"/>
+        <w:tblLook w:firstRow="1" w:lastRow="0" w:firstColumn="0" w:lastColumn="0" w:noHBand="0" w:noVBand="0" w:val="0020"/>
+        <w:jc w:val="center"/>
         <w:tblBorders>
           <w:top w:val="single" w:sz="12" w:space="0" w:color="000000"/>
-          <w:left w:val="none" w:sz="0" w:space="0" w:color="auto"/>
           <w:bottom w:val="single" w:sz="12" w:space="0" w:color="000000"/>
-          <w:right w:val="none" w:sz="0" w:space="0" w:color="auto"/>
-          <w:insideH w:val="none" w:sz="0" w:space="0" w:color="auto"/>
-          <w:insideV w:val="none" w:sz="0" w:space="0" w:color="auto"/>
+          <w:left w:val="none"/>
+          <w:right w:val="none"/>
+          <w:insideH w:val="none"/>
+          <w:insideV w:val="none"/>
         </w:tblBorders>
-        <w:tblLook w:firstRow="1" w:lastRow="0" w:firstColumn="0" w:lastColumn="0" w:noHBand="0" w:noVBand="0" w:val="0020"/>
       </w:tblPr>
       <w:tblGrid>
         <w:gridCol w:w="1980"/>
@@ -14937,7 +14707,7 @@
         <w:tc>
           <w:tcPr>
             <w:tcBorders>
-              <w:bottom w:val="single" w:sz="8" w:space="0" w:color="000000"/>
+              <w:bottom w:val="single" w:sz="6" w:space="0" w:color="000000"/>
             </w:tcBorders>
           </w:tcPr>
           <w:p>
@@ -14957,7 +14727,7 @@
         <w:tc>
           <w:tcPr>
             <w:tcBorders>
-              <w:bottom w:val="single" w:sz="8" w:space="0" w:color="000000"/>
+              <w:bottom w:val="single" w:sz="6" w:space="0" w:color="000000"/>
             </w:tcBorders>
           </w:tcPr>
           <w:p>
@@ -14985,7 +14755,7 @@
         <w:tc>
           <w:tcPr>
             <w:tcBorders>
-              <w:bottom w:val="single" w:sz="8" w:space="0" w:color="000000"/>
+              <w:bottom w:val="single" w:sz="6" w:space="0" w:color="000000"/>
             </w:tcBorders>
           </w:tcPr>
           <w:p>
@@ -15013,7 +14783,7 @@
         <w:tc>
           <w:tcPr>
             <w:tcBorders>
-              <w:bottom w:val="single" w:sz="8" w:space="0" w:color="000000"/>
+              <w:bottom w:val="single" w:sz="6" w:space="0" w:color="000000"/>
             </w:tcBorders>
           </w:tcPr>
           <w:p>
@@ -15210,6 +14980,7 @@
           <w:numId w:val="1008"/>
         </w:numPr>
         <w:spacing w:before="120"/>
+        <w:ind w:firstLine="420"/>
       </w:pPr>
       <w:r>
         <w:rPr>
@@ -15254,6 +15025,7 @@
           <w:ilvl w:val="0"/>
           <w:numId w:val="1008"/>
         </w:numPr>
+        <w:ind w:firstLine="420"/>
       </w:pPr>
       <w:r>
         <w:rPr>
@@ -15298,6 +15070,7 @@
           <w:ilvl w:val="0"/>
           <w:numId w:val="1008"/>
         </w:numPr>
+        <w:ind w:firstLine="420"/>
       </w:pPr>
       <w:r>
         <w:rPr>
@@ -15330,6 +15103,7 @@
           <w:ilvl w:val="0"/>
           <w:numId w:val="1008"/>
         </w:numPr>
+        <w:ind w:firstLine="420"/>
       </w:pPr>
       <w:r>
         <w:rPr>
@@ -15545,43 +15319,13 @@
     </w:p>
     <w:p>
       <w:pPr>
-        <w:spacing w:before="0" w:after="0"/>
-      </w:pPr>
-    </w:p>
-    <w:p>
-      <w:pPr>
-        <w:spacing w:before="0" w:after="0"/>
-      </w:pPr>
-    </w:p>
-    <w:p>
-      <w:pPr>
-        <w:spacing w:before="0" w:after="0"/>
-      </w:pPr>
-    </w:p>
-    <w:p>
-      <w:pPr>
-        <w:spacing w:before="0" w:after="0"/>
-      </w:pPr>
-    </w:p>
-    <w:p>
-      <w:pPr>
-        <w:spacing w:before="0" w:after="0"/>
-      </w:pPr>
-    </w:p>
-    <w:p>
-      <w:pPr>
-        <w:spacing w:before="0" w:after="0"/>
-      </w:pPr>
-    </w:p>
-    <w:p>
-      <w:pPr>
-        <w:spacing w:before="0" w:after="0"/>
-      </w:pPr>
-    </w:p>
-    <w:p>
-      <w:pPr>
-        <w:spacing w:before="0" w:after="0"/>
-      </w:pPr>
+        <w:spacing w:before="160" w:after="80"/>
+      </w:pPr>
+      <w:r>
+        <w:pict>
+          <v:rect style="width:0;height:1.5pt" o:hralign="center" o:hrstd="t" o:hr="t"/>
+        </w:pict>
+      </w:r>
     </w:p>
     <w:p>
       <w:pPr>
@@ -15622,6 +15366,7 @@
     <w:p>
       <w:pPr>
         <w:pStyle w:val="FirstParagraph"/>
+        <w:ind w:firstLine="420"/>
       </w:pPr>
       <w:r>
         <w:rPr>
@@ -16128,6 +15873,7 @@
     <w:p>
       <w:pPr>
         <w:pStyle w:val="FirstParagraph"/>
+        <w:ind w:firstLine="420"/>
       </w:pPr>
       <w:r>
         <w:rPr>
@@ -16254,6 +16000,7 @@
           <w:ilvl w:val="0"/>
           <w:numId w:val="1009"/>
         </w:numPr>
+        <w:ind w:firstLine="420"/>
       </w:pPr>
       <w:r>
         <w:rPr>
@@ -16356,6 +16103,7 @@
           <w:ilvl w:val="0"/>
           <w:numId w:val="1009"/>
         </w:numPr>
+        <w:ind w:firstLine="420"/>
       </w:pPr>
       <m:oMath>
         <m:oMathPr>
@@ -16761,6 +16509,7 @@
           <w:ilvl w:val="0"/>
           <w:numId w:val="1009"/>
         </w:numPr>
+        <w:ind w:firstLine="420"/>
       </w:pPr>
       <w:r>
         <w:rPr>
@@ -16893,43 +16642,13 @@
     </w:p>
     <w:p>
       <w:pPr>
-        <w:spacing w:before="0" w:after="0"/>
-      </w:pPr>
-    </w:p>
-    <w:p>
-      <w:pPr>
-        <w:spacing w:before="0" w:after="0"/>
-      </w:pPr>
-    </w:p>
-    <w:p>
-      <w:pPr>
-        <w:spacing w:before="0" w:after="0"/>
-      </w:pPr>
-    </w:p>
-    <w:p>
-      <w:pPr>
-        <w:spacing w:before="0" w:after="0"/>
-      </w:pPr>
-    </w:p>
-    <w:p>
-      <w:pPr>
-        <w:spacing w:before="0" w:after="0"/>
-      </w:pPr>
-    </w:p>
-    <w:p>
-      <w:pPr>
-        <w:spacing w:before="0" w:after="0"/>
-      </w:pPr>
-    </w:p>
-    <w:p>
-      <w:pPr>
-        <w:spacing w:before="0" w:after="0"/>
-      </w:pPr>
-    </w:p>
-    <w:p>
-      <w:pPr>
-        <w:spacing w:before="0" w:after="0"/>
-      </w:pPr>
+        <w:spacing w:before="160" w:after="80"/>
+      </w:pPr>
+      <w:r>
+        <w:pict>
+          <v:rect style="width:0;height:1.5pt" o:hralign="center" o:hrstd="t" o:hr="t"/>
+        </w:pict>
+      </w:r>
     </w:p>
     <w:p>
       <w:pPr>
@@ -16970,6 +16689,7 @@
     <w:p>
       <w:pPr>
         <w:pStyle w:val="FirstParagraph"/>
+        <w:ind w:firstLine="420"/>
       </w:pPr>
       <w:r>
         <w:rPr>
@@ -17201,6 +16921,7 @@
           <w:ilvl w:val="0"/>
           <w:numId w:val="1010"/>
         </w:numPr>
+        <w:ind w:firstLine="420"/>
       </w:pPr>
       <m:oMath>
         <m:r>
@@ -17353,6 +17074,7 @@
           <w:ilvl w:val="0"/>
           <w:numId w:val="1010"/>
         </w:numPr>
+        <w:ind w:firstLine="420"/>
       </w:pPr>
       <w:r>
         <w:rPr>
@@ -17458,6 +17180,7 @@
     <w:p>
       <w:pPr>
         <w:pStyle w:val="FirstParagraph"/>
+        <w:ind w:firstLine="420"/>
       </w:pPr>
       <w:r>
         <w:rPr>
@@ -17778,28 +17501,13 @@
     </w:p>
     <w:p>
       <w:pPr>
-        <w:spacing w:before="0" w:after="0"/>
-      </w:pPr>
-    </w:p>
-    <w:p>
-      <w:pPr>
-        <w:spacing w:before="0" w:after="0"/>
-      </w:pPr>
-    </w:p>
-    <w:p>
-      <w:pPr>
-        <w:spacing w:before="0" w:after="0"/>
-      </w:pPr>
-    </w:p>
-    <w:p>
-      <w:pPr>
-        <w:spacing w:before="0" w:after="0"/>
-      </w:pPr>
-    </w:p>
-    <w:p>
-      <w:pPr>
-        <w:spacing w:before="0" w:after="0"/>
-      </w:pPr>
+        <w:spacing w:before="160" w:after="80"/>
+      </w:pPr>
+      <w:r>
+        <w:pict>
+          <v:rect style="width:0;height:1.5pt" o:hralign="center" o:hrstd="t" o:hr="t"/>
+        </w:pict>
+      </w:r>
     </w:p>
     <w:p>
       <w:pPr>
@@ -17840,6 +17548,7 @@
     <w:p>
       <w:pPr>
         <w:pStyle w:val="FirstParagraph"/>
+        <w:ind w:firstLine="420"/>
       </w:pPr>
       <w:r>
         <w:rPr>
@@ -18517,18 +18226,13 @@
     </w:p>
     <w:p>
       <w:pPr>
-        <w:spacing w:before="0" w:after="0"/>
-      </w:pPr>
-    </w:p>
-    <w:p>
-      <w:pPr>
-        <w:spacing w:before="0" w:after="0"/>
-      </w:pPr>
-    </w:p>
-    <w:p>
-      <w:pPr>
-        <w:spacing w:before="0" w:after="0"/>
-      </w:pPr>
+        <w:spacing w:before="160" w:after="80"/>
+      </w:pPr>
+      <w:r>
+        <w:pict>
+          <v:rect style="width:0;height:1.5pt" o:hralign="center" o:hrstd="t" o:hr="t"/>
+        </w:pict>
+      </w:r>
     </w:p>
     <w:p>
       <w:pPr>
@@ -18569,6 +18273,7 @@
     <w:p>
       <w:pPr>
         <w:pStyle w:val="FirstParagraph"/>
+        <w:ind w:firstLine="420"/>
       </w:pPr>
       <w:r>
         <w:rPr>
@@ -18915,7 +18620,7 @@
     <w:p>
       <w:pPr>
         <w:pStyle w:val="BodyText"/>
-        <w:spacing w:before="0" w:after="0"/>
+        <w:ind w:firstLine="420"/>
       </w:pPr>
       <w:r>
         <w:rPr>
@@ -19061,7 +18766,7 @@
     <w:p>
       <w:pPr>
         <w:pStyle w:val="BodyText"/>
-        <w:spacing w:before="0" w:after="0"/>
+        <w:ind w:firstLine="420"/>
       </w:pPr>
       <w:r>
         <w:rPr>
@@ -19224,7 +18929,7 @@
     <w:p>
       <w:pPr>
         <w:pStyle w:val="BodyText"/>
-        <w:spacing w:before="0" w:after="0"/>
+        <w:ind w:firstLine="420"/>
       </w:pPr>
       <w:r>
         <w:rPr>
@@ -19440,7 +19145,7 @@
     <w:p>
       <w:pPr>
         <w:pStyle w:val="BodyText"/>
-        <w:spacing w:before="0" w:after="0"/>
+        <w:ind w:firstLine="420"/>
       </w:pPr>
       <w:r>
         <w:rPr>
@@ -19554,7 +19259,7 @@
         </w:rPr>
         <w:drawing>
           <wp:inline>
-            <wp:extent cx="3600000" cy="2066087"/>
+            <wp:extent cx="3600000" cy="2068749"/>
             <wp:effectExtent b="0" l="0" r="0" t="0"/>
             <wp:docPr descr="" title="" id="56" name="Picture"/>
             <a:graphic>
@@ -19575,7 +19280,7 @@
                   <pic:spPr bwMode="auto">
                     <a:xfrm>
                       <a:off x="0" y="0"/>
-                      <a:ext cx="3600000" cy="2066087"/>
+                      <a:ext cx="3600000" cy="2068749"/>
                     </a:xfrm>
                     <a:prstGeom prst="rect">
                       <a:avLst/>
@@ -19596,13 +19301,13 @@
     </w:p>
     <w:p>
       <w:pPr>
-        <w:spacing w:before="0" w:after="0"/>
-      </w:pPr>
-    </w:p>
-    <w:p>
-      <w:pPr>
-        <w:spacing w:before="0" w:after="0"/>
-      </w:pPr>
+        <w:spacing w:before="160" w:after="80"/>
+      </w:pPr>
+      <w:r>
+        <w:pict>
+          <v:rect style="width:0;height:1.5pt" o:hralign="center" o:hrstd="t" o:hr="t"/>
+        </w:pict>
+      </w:r>
     </w:p>
     <w:p>
       <w:pPr>
@@ -19644,6 +19349,7 @@
       <w:pPr>
         <w:pStyle w:val="FirstParagraph"/>
         <w:spacing w:after="80"/>
+        <w:ind w:firstLine="420"/>
       </w:pPr>
       <w:r>
         <w:rPr>
@@ -20478,15 +20184,16 @@
       <w:tblPr>
         <w:tblStyle w:val="Table"/>
         <w:tblW w:type="auto" w:w="0"/>
+        <w:tblLook w:firstRow="1" w:lastRow="0" w:firstColumn="0" w:lastColumn="0" w:noHBand="0" w:noVBand="0" w:val="0020"/>
+        <w:jc w:val="center"/>
         <w:tblBorders>
           <w:top w:val="single" w:sz="12" w:space="0" w:color="000000"/>
-          <w:left w:val="none" w:sz="0" w:space="0" w:color="auto"/>
           <w:bottom w:val="single" w:sz="12" w:space="0" w:color="000000"/>
-          <w:right w:val="none" w:sz="0" w:space="0" w:color="auto"/>
-          <w:insideH w:val="none" w:sz="0" w:space="0" w:color="auto"/>
-          <w:insideV w:val="none" w:sz="0" w:space="0" w:color="auto"/>
+          <w:left w:val="none"/>
+          <w:right w:val="none"/>
+          <w:insideH w:val="none"/>
+          <w:insideV w:val="none"/>
         </w:tblBorders>
-        <w:tblLook w:firstRow="1" w:lastRow="0" w:firstColumn="0" w:lastColumn="0" w:noHBand="0" w:noVBand="0" w:val="0020"/>
       </w:tblPr>
       <w:tblGrid>
         <w:gridCol w:w="1980"/>
@@ -20501,7 +20208,7 @@
         <w:tc>
           <w:tcPr>
             <w:tcBorders>
-              <w:bottom w:val="single" w:sz="8" w:space="0" w:color="000000"/>
+              <w:bottom w:val="single" w:sz="6" w:space="0" w:color="000000"/>
             </w:tcBorders>
           </w:tcPr>
           <w:p>
@@ -20528,7 +20235,7 @@
         <w:tc>
           <w:tcPr>
             <w:tcBorders>
-              <w:bottom w:val="single" w:sz="8" w:space="0" w:color="000000"/>
+              <w:bottom w:val="single" w:sz="6" w:space="0" w:color="000000"/>
             </w:tcBorders>
           </w:tcPr>
           <w:p>
@@ -20555,7 +20262,7 @@
         <w:tc>
           <w:tcPr>
             <w:tcBorders>
-              <w:bottom w:val="single" w:sz="8" w:space="0" w:color="000000"/>
+              <w:bottom w:val="single" w:sz="6" w:space="0" w:color="000000"/>
             </w:tcBorders>
           </w:tcPr>
           <w:p>
@@ -20582,7 +20289,7 @@
         <w:tc>
           <w:tcPr>
             <w:tcBorders>
-              <w:bottom w:val="single" w:sz="8" w:space="0" w:color="000000"/>
+              <w:bottom w:val="single" w:sz="6" w:space="0" w:color="000000"/>
             </w:tcBorders>
           </w:tcPr>
           <w:p>
@@ -20797,6 +20504,7 @@
     <w:p>
       <w:pPr>
         <w:pStyle w:val="BodyText"/>
+        <w:ind w:firstLine="420"/>
       </w:pPr>
       <w:r>
         <w:rPr>
@@ -20835,7 +20543,7 @@
         </w:rPr>
         <w:drawing>
           <wp:inline>
-            <wp:extent cx="3231562" cy="2978437"/>
+            <wp:extent cx="3240000" cy="2978437"/>
             <wp:effectExtent b="0" l="0" r="0" t="0"/>
             <wp:docPr descr="" title="" id="63" name="Picture"/>
             <a:graphic>
@@ -20856,7 +20564,7 @@
                   <pic:spPr bwMode="auto">
                     <a:xfrm>
                       <a:off x="0" y="0"/>
-                      <a:ext cx="3231562" cy="2978437"/>
+                      <a:ext cx="3240000" cy="2978437"/>
                     </a:xfrm>
                     <a:prstGeom prst="rect">
                       <a:avLst/>
@@ -20878,6 +20586,7 @@
     <w:p>
       <w:pPr>
         <w:pStyle w:val="BodyText"/>
+        <w:ind w:firstLine="420"/>
       </w:pPr>
       <w:r>
         <w:rPr>
@@ -20916,7 +20625,7 @@
         </w:rPr>
         <w:drawing>
           <wp:inline>
-            <wp:extent cx="3240000" cy="2624062"/>
+            <wp:extent cx="3240000" cy="2649375"/>
             <wp:effectExtent b="0" l="0" r="0" t="0"/>
             <wp:docPr descr="" title="" id="66" name="Picture"/>
             <a:graphic>
@@ -20937,7 +20646,7 @@
                   <pic:spPr bwMode="auto">
                     <a:xfrm>
                       <a:off x="0" y="0"/>
-                      <a:ext cx="3240000" cy="2624062"/>
+                      <a:ext cx="3240000" cy="2649375"/>
                     </a:xfrm>
                     <a:prstGeom prst="rect">
                       <a:avLst/>
@@ -20959,6 +20668,7 @@
     <w:p>
       <w:pPr>
         <w:pStyle w:val="BodyText"/>
+        <w:ind w:firstLine="420"/>
       </w:pPr>
       <w:r>
         <w:rPr>
@@ -20997,7 +20707,7 @@
         </w:rPr>
         <w:drawing>
           <wp:inline>
-            <wp:extent cx="3240000" cy="2640938"/>
+            <wp:extent cx="3240000" cy="2657812"/>
             <wp:effectExtent b="0" l="0" r="0" t="0"/>
             <wp:docPr descr="" title="" id="69" name="Picture"/>
             <a:graphic>
@@ -21018,7 +20728,7 @@
                   <pic:spPr bwMode="auto">
                     <a:xfrm>
                       <a:off x="0" y="0"/>
-                      <a:ext cx="3240000" cy="2640938"/>
+                      <a:ext cx="3240000" cy="2657812"/>
                     </a:xfrm>
                     <a:prstGeom prst="rect">
                       <a:avLst/>
@@ -21040,6 +20750,7 @@
     <w:p>
       <w:pPr>
         <w:pStyle w:val="BodyText"/>
+        <w:ind w:firstLine="420"/>
       </w:pPr>
       <w:r>
         <w:rPr>
@@ -21068,43 +20779,13 @@
     </w:p>
     <w:p>
       <w:pPr>
-        <w:spacing w:before="0" w:after="0"/>
-      </w:pPr>
-    </w:p>
-    <w:p>
-      <w:pPr>
-        <w:spacing w:before="0" w:after="0"/>
-      </w:pPr>
-    </w:p>
-    <w:p>
-      <w:pPr>
-        <w:spacing w:before="0" w:after="0"/>
-      </w:pPr>
-    </w:p>
-    <w:p>
-      <w:pPr>
-        <w:spacing w:before="0" w:after="0"/>
-      </w:pPr>
-    </w:p>
-    <w:p>
-      <w:pPr>
-        <w:spacing w:before="0" w:after="0"/>
-      </w:pPr>
-    </w:p>
-    <w:p>
-      <w:pPr>
-        <w:spacing w:before="0" w:after="0"/>
-      </w:pPr>
-    </w:p>
-    <w:p>
-      <w:pPr>
-        <w:spacing w:before="0" w:after="0"/>
-      </w:pPr>
-    </w:p>
-    <w:p>
-      <w:pPr>
-        <w:spacing w:before="0" w:after="0"/>
-      </w:pPr>
+        <w:spacing w:before="160" w:after="80"/>
+      </w:pPr>
+      <w:r>
+        <w:pict>
+          <v:rect style="width:0;height:1.5pt" o:hralign="center" o:hrstd="t" o:hr="t"/>
+        </w:pict>
+      </w:r>
     </w:p>
     <w:p>
       <w:pPr>
@@ -21145,6 +20826,7 @@
     <w:p>
       <w:pPr>
         <w:pStyle w:val="FirstParagraph"/>
+        <w:ind w:firstLine="420"/>
       </w:pPr>
       <w:r>
         <w:rPr>
@@ -21937,6 +21619,7 @@
     <w:p>
       <w:pPr>
         <w:pStyle w:val="BodyText"/>
+        <w:ind w:firstLine="420"/>
       </w:pPr>
       <w:r>
         <w:rPr>
@@ -22157,6 +21840,7 @@
           <w:ilvl w:val="0"/>
           <w:numId w:val="1011"/>
         </w:numPr>
+        <w:ind w:firstLine="420"/>
       </w:pPr>
       <w:r>
         <w:rPr>
@@ -22177,6 +21861,7 @@
           <w:ilvl w:val="0"/>
           <w:numId w:val="1011"/>
         </w:numPr>
+        <w:ind w:firstLine="420"/>
       </w:pPr>
       <w:r>
         <w:rPr>
@@ -22234,43 +21919,13 @@
     </w:p>
     <w:p>
       <w:pPr>
-        <w:spacing w:before="0" w:after="0"/>
-      </w:pPr>
-    </w:p>
-    <w:p>
-      <w:pPr>
-        <w:spacing w:before="0" w:after="0"/>
-      </w:pPr>
-    </w:p>
-    <w:p>
-      <w:pPr>
-        <w:spacing w:before="0" w:after="0"/>
-      </w:pPr>
-    </w:p>
-    <w:p>
-      <w:pPr>
-        <w:spacing w:before="0" w:after="0"/>
-      </w:pPr>
-    </w:p>
-    <w:p>
-      <w:pPr>
-        <w:spacing w:before="0" w:after="0"/>
-      </w:pPr>
-    </w:p>
-    <w:p>
-      <w:pPr>
-        <w:spacing w:before="0" w:after="0"/>
-      </w:pPr>
-    </w:p>
-    <w:p>
-      <w:pPr>
-        <w:spacing w:before="0" w:after="0"/>
-      </w:pPr>
-    </w:p>
-    <w:p>
-      <w:pPr>
-        <w:spacing w:before="0" w:after="0"/>
-      </w:pPr>
+        <w:spacing w:before="160" w:after="80"/>
+      </w:pPr>
+      <w:r>
+        <w:pict>
+          <v:rect style="width:0;height:1.5pt" o:hralign="center" o:hrstd="t" o:hr="t"/>
+        </w:pict>
+      </w:r>
     </w:p>
     <w:p>
       <w:pPr>
@@ -22311,6 +21966,7 @@
     <w:p>
       <w:pPr>
         <w:pStyle w:val="FirstParagraph"/>
+        <w:ind w:firstLine="420"/>
       </w:pPr>
       <w:r>
         <w:rPr>
@@ -22878,6 +22534,7 @@
     <w:p>
       <w:pPr>
         <w:pStyle w:val="BodyText"/>
+        <w:ind w:firstLine="420"/>
       </w:pPr>
       <w:r>
         <w:rPr>
@@ -22898,6 +22555,7 @@
           <w:ilvl w:val="0"/>
           <w:numId w:val="1012"/>
         </w:numPr>
+        <w:ind w:firstLine="420"/>
       </w:pPr>
       <w:r>
         <w:rPr>
@@ -23060,6 +22718,7 @@
           <w:ilvl w:val="0"/>
           <w:numId w:val="1012"/>
         </w:numPr>
+        <w:ind w:firstLine="420"/>
       </w:pPr>
       <w:r>
         <w:rPr>
@@ -23128,6 +22787,7 @@
           <w:ilvl w:val="0"/>
           <w:numId w:val="1012"/>
         </w:numPr>
+        <w:ind w:firstLine="420"/>
       </w:pPr>
       <w:r>
         <w:rPr>
@@ -23230,6 +22890,7 @@
           <w:ilvl w:val="0"/>
           <w:numId w:val="1012"/>
         </w:numPr>
+        <w:ind w:firstLine="420"/>
       </w:pPr>
       <w:r>
         <w:rPr>
@@ -23284,43 +22945,13 @@
     </w:p>
     <w:p>
       <w:pPr>
-        <w:spacing w:before="0" w:after="0"/>
-      </w:pPr>
-    </w:p>
-    <w:p>
-      <w:pPr>
-        <w:spacing w:before="0" w:after="0"/>
-      </w:pPr>
-    </w:p>
-    <w:p>
-      <w:pPr>
-        <w:spacing w:before="0" w:after="0"/>
-      </w:pPr>
-    </w:p>
-    <w:p>
-      <w:pPr>
-        <w:spacing w:before="0" w:after="0"/>
-      </w:pPr>
-    </w:p>
-    <w:p>
-      <w:pPr>
-        <w:spacing w:before="0" w:after="0"/>
-      </w:pPr>
-    </w:p>
-    <w:p>
-      <w:pPr>
-        <w:spacing w:before="0" w:after="0"/>
-      </w:pPr>
-    </w:p>
-    <w:p>
-      <w:pPr>
-        <w:spacing w:before="0" w:after="0"/>
-      </w:pPr>
-    </w:p>
-    <w:p>
-      <w:pPr>
-        <w:spacing w:before="0" w:after="0"/>
-      </w:pPr>
+        <w:spacing w:before="160" w:after="80"/>
+      </w:pPr>
+      <w:r>
+        <w:pict>
+          <v:rect style="width:0;height:1.5pt" o:hralign="center" o:hrstd="t" o:hr="t"/>
+        </w:pict>
+      </w:r>
     </w:p>
     <w:p>
       <w:pPr>
@@ -23361,6 +22992,7 @@
     <w:p>
       <w:pPr>
         <w:pStyle w:val="FirstParagraph"/>
+        <w:ind w:firstLine="420"/>
       </w:pPr>
       <w:r>
         <w:rPr>
@@ -23717,6 +23349,7 @@
     <w:p>
       <w:pPr>
         <w:pStyle w:val="BodyText"/>
+        <w:ind w:firstLine="420"/>
       </w:pPr>
       <w:r>
         <w:rPr>
@@ -24019,28 +23652,13 @@
     </w:p>
     <w:p>
       <w:pPr>
-        <w:spacing w:before="0" w:after="0"/>
-      </w:pPr>
-    </w:p>
-    <w:p>
-      <w:pPr>
-        <w:spacing w:before="0" w:after="0"/>
-      </w:pPr>
-    </w:p>
-    <w:p>
-      <w:pPr>
-        <w:spacing w:before="0" w:after="0"/>
-      </w:pPr>
-    </w:p>
-    <w:p>
-      <w:pPr>
-        <w:spacing w:before="0" w:after="0"/>
-      </w:pPr>
-    </w:p>
-    <w:p>
-      <w:pPr>
-        <w:spacing w:before="0" w:after="0"/>
-      </w:pPr>
+        <w:spacing w:before="160" w:after="80"/>
+      </w:pPr>
+      <w:r>
+        <w:pict>
+          <v:rect style="width:0;height:1.5pt" o:hralign="center" o:hrstd="t" o:hr="t"/>
+        </w:pict>
+      </w:r>
     </w:p>
     <w:p>
       <w:pPr>
@@ -24081,6 +23699,7 @@
     <w:p>
       <w:pPr>
         <w:pStyle w:val="FirstParagraph"/>
+        <w:ind w:firstLine="420"/>
       </w:pPr>
       <w:r>
         <w:rPr>
@@ -24298,6 +23917,7 @@
     <w:p>
       <w:pPr>
         <w:pStyle w:val="FirstParagraph"/>
+        <w:ind w:firstLine="420"/>
       </w:pPr>
       <w:r>
         <w:rPr>
@@ -24729,6 +24349,7 @@
     <w:p>
       <w:pPr>
         <w:pStyle w:val="BodyText"/>
+        <w:ind w:firstLine="420"/>
       </w:pPr>
       <w:r>
         <w:rPr>
@@ -25076,6 +24697,7 @@
           <w:ilvl w:val="0"/>
           <w:numId w:val="1013"/>
         </w:numPr>
+        <w:ind w:firstLine="420"/>
       </w:pPr>
       <m:oMath>
         <m:sSup>
@@ -25194,6 +24816,7 @@
           <w:ilvl w:val="0"/>
           <w:numId w:val="1013"/>
         </w:numPr>
+        <w:ind w:firstLine="420"/>
       </w:pPr>
       <w:r>
         <w:rPr>
@@ -25606,28 +25229,13 @@
     </w:p>
     <w:p>
       <w:pPr>
-        <w:spacing w:before="0" w:after="0"/>
-      </w:pPr>
-    </w:p>
-    <w:p>
-      <w:pPr>
-        <w:spacing w:before="0" w:after="0"/>
-      </w:pPr>
-    </w:p>
-    <w:p>
-      <w:pPr>
-        <w:spacing w:before="0" w:after="0"/>
-      </w:pPr>
-    </w:p>
-    <w:p>
-      <w:pPr>
-        <w:spacing w:before="0" w:after="0"/>
-      </w:pPr>
-    </w:p>
-    <w:p>
-      <w:pPr>
-        <w:spacing w:before="0" w:after="0"/>
-      </w:pPr>
+        <w:spacing w:before="160" w:after="80"/>
+      </w:pPr>
+      <w:r>
+        <w:pict>
+          <v:rect style="width:0;height:1.5pt" o:hralign="center" o:hrstd="t" o:hr="t"/>
+        </w:pict>
+      </w:r>
     </w:p>
     <w:p>
       <w:pPr>
@@ -25668,6 +25276,7 @@
     <w:p>
       <w:pPr>
         <w:pStyle w:val="FirstParagraph"/>
+        <w:ind w:firstLine="420"/>
       </w:pPr>
       <w:r>
         <w:rPr>
@@ -26491,6 +26100,7 @@
           <w:ilvl w:val="0"/>
           <w:numId w:val="1014"/>
         </w:numPr>
+        <w:ind w:firstLine="420"/>
       </w:pPr>
       <w:r>
         <w:rPr>
@@ -26767,43 +26377,13 @@
     </w:p>
     <w:p>
       <w:pPr>
-        <w:spacing w:before="0" w:after="0"/>
-      </w:pPr>
-    </w:p>
-    <w:p>
-      <w:pPr>
-        <w:spacing w:before="0" w:after="0"/>
-      </w:pPr>
-    </w:p>
-    <w:p>
-      <w:pPr>
-        <w:spacing w:before="0" w:after="0"/>
-      </w:pPr>
-    </w:p>
-    <w:p>
-      <w:pPr>
-        <w:spacing w:before="0" w:after="0"/>
-      </w:pPr>
-    </w:p>
-    <w:p>
-      <w:pPr>
-        <w:spacing w:before="0" w:after="0"/>
-      </w:pPr>
-    </w:p>
-    <w:p>
-      <w:pPr>
-        <w:spacing w:before="0" w:after="0"/>
-      </w:pPr>
-    </w:p>
-    <w:p>
-      <w:pPr>
-        <w:spacing w:before="0" w:after="0"/>
-      </w:pPr>
-    </w:p>
-    <w:p>
-      <w:pPr>
-        <w:spacing w:before="0" w:after="0"/>
-      </w:pPr>
+        <w:spacing w:before="160" w:after="80"/>
+      </w:pPr>
+      <w:r>
+        <w:pict>
+          <v:rect style="width:0;height:1.5pt" o:hralign="center" o:hrstd="t" o:hr="t"/>
+        </w:pict>
+      </w:r>
     </w:p>
     <w:p>
       <w:pPr>
@@ -26844,6 +26424,7 @@
     <w:p>
       <w:pPr>
         <w:pStyle w:val="FirstParagraph"/>
+        <w:ind w:firstLine="420"/>
       </w:pPr>
       <w:r>
         <w:rPr>
@@ -26906,6 +26487,7 @@
           <w:ilvl w:val="0"/>
           <w:numId w:val="1015"/>
         </w:numPr>
+        <w:ind w:firstLine="420"/>
       </w:pPr>
       <w:r>
         <w:rPr>
@@ -27078,6 +26660,7 @@
           <w:ilvl w:val="0"/>
           <w:numId w:val="1015"/>
         </w:numPr>
+        <w:ind w:firstLine="420"/>
       </w:pPr>
       <w:r>
         <w:rPr>
@@ -27098,6 +26681,7 @@
           <w:ilvl w:val="0"/>
           <w:numId w:val="1015"/>
         </w:numPr>
+        <w:ind w:firstLine="420"/>
       </w:pPr>
       <w:r>
         <w:rPr>
@@ -27218,6 +26802,7 @@
           <w:ilvl w:val="0"/>
           <w:numId w:val="1015"/>
         </w:numPr>
+        <w:ind w:firstLine="420"/>
       </w:pPr>
       <w:r>
         <w:rPr>
@@ -27413,28 +26998,13 @@
     </w:p>
     <w:p>
       <w:pPr>
-        <w:spacing w:before="0" w:after="0"/>
-      </w:pPr>
-    </w:p>
-    <w:p>
-      <w:pPr>
-        <w:spacing w:before="0" w:after="0"/>
-      </w:pPr>
-    </w:p>
-    <w:p>
-      <w:pPr>
-        <w:spacing w:before="0" w:after="0"/>
-      </w:pPr>
-    </w:p>
-    <w:p>
-      <w:pPr>
-        <w:spacing w:before="0" w:after="0"/>
-      </w:pPr>
-    </w:p>
-    <w:p>
-      <w:pPr>
-        <w:spacing w:before="0" w:after="0"/>
-      </w:pPr>
+        <w:spacing w:before="160" w:after="80"/>
+      </w:pPr>
+      <w:r>
+        <w:pict>
+          <v:rect style="width:0;height:1.5pt" o:hralign="center" o:hrstd="t" o:hr="t"/>
+        </w:pict>
+      </w:r>
     </w:p>
     <w:p>
       <w:pPr>
@@ -27475,6 +27045,7 @@
     <w:p>
       <w:pPr>
         <w:pStyle w:val="FirstParagraph"/>
+        <w:ind w:firstLine="420"/>
       </w:pPr>
       <w:r>
         <w:rPr>
@@ -27526,6 +27097,7 @@
           <w:ilvl w:val="0"/>
           <w:numId w:val="1016"/>
         </w:numPr>
+        <w:ind w:firstLine="420"/>
       </w:pPr>
       <w:r>
         <w:rPr>
@@ -27846,6 +27418,7 @@
     <w:p>
       <w:pPr>
         <w:pStyle w:val="FirstParagraph"/>
+        <w:ind w:firstLine="420"/>
       </w:pPr>
       <w:r>
         <w:rPr>
@@ -27869,6 +27442,7 @@
     <w:p>
       <w:pPr>
         <w:pStyle w:val="BodyText"/>
+        <w:ind w:firstLine="420"/>
       </w:pPr>
       <w:r>
         <w:rPr>
@@ -27927,6 +27501,7 @@
     <w:p>
       <w:pPr>
         <w:pStyle w:val="BodyText"/>
+        <w:ind w:firstLine="420"/>
       </w:pPr>
       <w:r>
         <w:rPr>
@@ -28061,6 +27636,7 @@
           <w:ilvl w:val="0"/>
           <w:numId w:val="1017"/>
         </w:numPr>
+        <w:ind w:firstLine="420"/>
       </w:pPr>
       <w:r>
         <w:rPr>
@@ -28351,6 +27927,7 @@
     <w:p>
       <w:pPr>
         <w:pStyle w:val="FirstParagraph"/>
+        <w:ind w:firstLine="420"/>
       </w:pPr>
       <w:r>
         <w:rPr>
@@ -28636,6 +28213,7 @@
       <w:pPr>
         <w:pStyle w:val="BodyText"/>
         <w:spacing w:after="80"/>
+        <w:ind w:firstLine="420"/>
       </w:pPr>
       <w:r>
         <w:rPr>
@@ -28887,15 +28465,16 @@
       <w:tblPr>
         <w:tblStyle w:val="Table"/>
         <w:tblW w:type="auto" w:w="0"/>
+        <w:tblLook w:firstRow="1" w:lastRow="0" w:firstColumn="0" w:lastColumn="0" w:noHBand="0" w:noVBand="0" w:val="0020"/>
+        <w:jc w:val="center"/>
         <w:tblBorders>
           <w:top w:val="single" w:sz="12" w:space="0" w:color="000000"/>
-          <w:left w:val="none" w:sz="0" w:space="0" w:color="auto"/>
           <w:bottom w:val="single" w:sz="12" w:space="0" w:color="000000"/>
-          <w:right w:val="none" w:sz="0" w:space="0" w:color="auto"/>
-          <w:insideH w:val="none" w:sz="0" w:space="0" w:color="auto"/>
-          <w:insideV w:val="none" w:sz="0" w:space="0" w:color="auto"/>
+          <w:left w:val="none"/>
+          <w:right w:val="none"/>
+          <w:insideH w:val="none"/>
+          <w:insideV w:val="none"/>
         </w:tblBorders>
-        <w:tblLook w:firstRow="1" w:lastRow="0" w:firstColumn="0" w:lastColumn="0" w:noHBand="0" w:noVBand="0" w:val="0020"/>
       </w:tblPr>
       <w:tblGrid>
         <w:gridCol w:w="1980"/>
@@ -28910,7 +28489,7 @@
         <w:tc>
           <w:tcPr>
             <w:tcBorders>
-              <w:bottom w:val="single" w:sz="8" w:space="0" w:color="000000"/>
+              <w:bottom w:val="single" w:sz="6" w:space="0" w:color="000000"/>
             </w:tcBorders>
           </w:tcPr>
           <w:p>
@@ -28930,7 +28509,7 @@
         <w:tc>
           <w:tcPr>
             <w:tcBorders>
-              <w:bottom w:val="single" w:sz="8" w:space="0" w:color="000000"/>
+              <w:bottom w:val="single" w:sz="6" w:space="0" w:color="000000"/>
             </w:tcBorders>
           </w:tcPr>
           <w:p>
@@ -28957,7 +28536,7 @@
         <w:tc>
           <w:tcPr>
             <w:tcBorders>
-              <w:bottom w:val="single" w:sz="8" w:space="0" w:color="000000"/>
+              <w:bottom w:val="single" w:sz="6" w:space="0" w:color="000000"/>
             </w:tcBorders>
           </w:tcPr>
           <w:p>
@@ -28970,7 +28549,7 @@
         <w:tc>
           <w:tcPr>
             <w:tcBorders>
-              <w:bottom w:val="single" w:sz="8" w:space="0" w:color="000000"/>
+              <w:bottom w:val="single" w:sz="6" w:space="0" w:color="000000"/>
             </w:tcBorders>
           </w:tcPr>
           <w:p>
@@ -29122,6 +28701,7 @@
       <w:pPr>
         <w:pStyle w:val="BodyText"/>
         <w:spacing w:before="120"/>
+        <w:ind w:firstLine="420"/>
       </w:pPr>
       <w:r>
         <w:rPr>
@@ -29173,43 +28753,13 @@
     </w:p>
     <w:p>
       <w:pPr>
-        <w:spacing w:before="0" w:after="0"/>
-      </w:pPr>
-    </w:p>
-    <w:p>
-      <w:pPr>
-        <w:spacing w:before="0" w:after="0"/>
-      </w:pPr>
-    </w:p>
-    <w:p>
-      <w:pPr>
-        <w:spacing w:before="0" w:after="0"/>
-      </w:pPr>
-    </w:p>
-    <w:p>
-      <w:pPr>
-        <w:spacing w:before="0" w:after="0"/>
-      </w:pPr>
-    </w:p>
-    <w:p>
-      <w:pPr>
-        <w:spacing w:before="0" w:after="0"/>
-      </w:pPr>
-    </w:p>
-    <w:p>
-      <w:pPr>
-        <w:spacing w:before="0" w:after="0"/>
-      </w:pPr>
-    </w:p>
-    <w:p>
-      <w:pPr>
-        <w:spacing w:before="0" w:after="0"/>
-      </w:pPr>
-    </w:p>
-    <w:p>
-      <w:pPr>
-        <w:spacing w:before="0" w:after="0"/>
-      </w:pPr>
+        <w:spacing w:before="160" w:after="80"/>
+      </w:pPr>
+      <w:r>
+        <w:pict>
+          <v:rect style="width:0;height:1.5pt" o:hralign="center" o:hrstd="t" o:hr="t"/>
+        </w:pict>
+      </w:r>
     </w:p>
     <w:p>
       <w:pPr>
@@ -29226,6 +28776,7 @@
     <w:bookmarkEnd w:id="80"/>
     <w:sectPr>
       <w:footerReference w:type="default" r:id="rId9"/>
+      <w:headerReference w:type="default" r:id="rId10"/>
       <w:footnotePr>
         <w:numRestart w:val="eachSect"/>
       </w:footnotePr>
@@ -29244,32 +28795,90 @@
 <w:ftr xmlns:m="http://schemas.openxmlformats.org/officeDocument/2006/math" xmlns:mc="http://schemas.openxmlformats.org/markup-compatibility/2006" xmlns:mo="http://schemas.microsoft.com/office/mac/office/2008/main" xmlns:mv="urn:schemas-microsoft-com:mac:vml" xmlns:o="urn:schemas-microsoft-com:office:office" xmlns:r="http://schemas.openxmlformats.org/officeDocument/2006/relationships" xmlns:v="urn:schemas-microsoft-com:vml" xmlns:w10="urn:schemas-microsoft-com:office:word" xmlns:w14="http://schemas.microsoft.com/office/word/2010/wordml" xmlns:w="http://schemas.openxmlformats.org/wordprocessingml/2006/main" xmlns:wne="http://schemas.microsoft.com/office/word/2006/wordml" xmlns:wp14="http://schemas.microsoft.com/office/word/2010/wordprocessingDrawing" xmlns:wp="http://schemas.openxmlformats.org/drawingml/2006/wordprocessingDrawing" xmlns:wpc="http://schemas.microsoft.com/office/word/2010/wordprocessingCanvas" xmlns:wpg="http://schemas.microsoft.com/office/word/2010/wordprocessingGroup" xmlns:wpi="http://schemas.microsoft.com/office/word/2010/wordprocessingInk" xmlns:wps="http://schemas.microsoft.com/office/word/2010/wordprocessingShape" mc:Ignorable="w14 wp14">
   <w:p>
     <w:pPr>
-      <w:pStyle w:val="Footer"/>
       <w:jc w:val="center"/>
     </w:pPr>
     <w:r>
       <w:rPr>
-        <w:rFonts w:ascii="Times New Roman" w:hAnsi="Times New Roman" w:eastAsia="Times New Roman" w:cs="Times New Roman"/>
-        <w:b w:val="0"/>
-        <w:sz w:val="20"/>
+        <w:color w:val="000000"/>
+        <w:sz w:val="18"/>
+      </w:rPr>
+      <w:t xml:space="preserve">第 </w:t>
+    </w:r>
+    <w:r>
+      <w:rPr>
+        <w:color w:val="000000"/>
+        <w:sz w:val="18"/>
       </w:rPr>
       <w:fldChar w:fldCharType="begin"/>
     </w:r>
     <w:r>
       <w:rPr>
-        <w:rFonts w:ascii="Times New Roman" w:hAnsi="Times New Roman" w:eastAsia="Times New Roman" w:cs="Times New Roman"/>
-        <w:b w:val="0"/>
-        <w:sz w:val="20"/>
+        <w:sz w:val="18"/>
       </w:rPr>
       <w:instrText xml:space="preserve"> PAGE </w:instrText>
     </w:r>
     <w:r>
       <w:rPr>
-        <w:rFonts w:ascii="Times New Roman" w:hAnsi="Times New Roman" w:eastAsia="Times New Roman" w:cs="Times New Roman"/>
-        <w:b w:val="0"/>
-        <w:sz w:val="20"/>
+        <w:sz w:val="18"/>
+      </w:rPr>
+      <w:fldChar w:fldCharType="separate"/>
+    </w:r>
+    <w:r>
+      <w:rPr>
+        <w:sz w:val="18"/>
+      </w:rPr>
+      <w:t>1</w:t>
+    </w:r>
+    <w:r>
+      <w:rPr>
+        <w:sz w:val="18"/>
       </w:rPr>
       <w:fldChar w:fldCharType="end"/>
+    </w:r>
+    <w:r>
+      <w:rPr>
+        <w:color w:val="000000"/>
+        <w:sz w:val="18"/>
+      </w:rPr>
+      <w:t xml:space="preserve"> 页 / 共 </w:t>
+    </w:r>
+    <w:r>
+      <w:rPr>
+        <w:color w:val="000000"/>
+        <w:sz w:val="18"/>
+      </w:rPr>
+      <w:fldChar w:fldCharType="begin"/>
+    </w:r>
+    <w:r>
+      <w:rPr>
+        <w:sz w:val="18"/>
+      </w:rPr>
+      <w:instrText xml:space="preserve"> NUMPAGES </w:instrText>
+    </w:r>
+    <w:r>
+      <w:rPr>
+        <w:sz w:val="18"/>
+      </w:rPr>
+      <w:fldChar w:fldCharType="separate"/>
+    </w:r>
+    <w:r>
+      <w:rPr>
+        <w:sz w:val="18"/>
+      </w:rPr>
+      <w:t>1</w:t>
+    </w:r>
+    <w:r>
+      <w:rPr>
+        <w:sz w:val="18"/>
+      </w:rPr>
+      <w:fldChar w:fldCharType="end"/>
+    </w:r>
+    <w:r>
+      <w:rPr>
+        <w:color w:val="000000"/>
+        <w:sz w:val="18"/>
+      </w:rPr>
+      <w:t xml:space="preserve"> 页</w:t>
     </w:r>
   </w:p>
 </w:ftr>
@@ -29292,6 +28901,26 @@
     </w:p>
   </w:footnote>
 </w:footnotes>
+</file>
+
+<file path=word/header1.xml><?xml version="1.0" encoding="utf-8"?>
+<w:hdr xmlns:m="http://schemas.openxmlformats.org/officeDocument/2006/math" xmlns:mc="http://schemas.openxmlformats.org/markup-compatibility/2006" xmlns:mo="http://schemas.microsoft.com/office/mac/office/2008/main" xmlns:mv="urn:schemas-microsoft-com:mac:vml" xmlns:o="urn:schemas-microsoft-com:office:office" xmlns:r="http://schemas.openxmlformats.org/officeDocument/2006/relationships" xmlns:v="urn:schemas-microsoft-com:vml" xmlns:w10="urn:schemas-microsoft-com:office:word" xmlns:w14="http://schemas.microsoft.com/office/word/2010/wordml" xmlns:w="http://schemas.openxmlformats.org/wordprocessingml/2006/main" xmlns:wne="http://schemas.microsoft.com/office/word/2006/wordml" xmlns:wp14="http://schemas.microsoft.com/office/word/2010/wordprocessingDrawing" xmlns:wp="http://schemas.openxmlformats.org/drawingml/2006/wordprocessingDrawing" xmlns:wpc="http://schemas.microsoft.com/office/word/2010/wordprocessingCanvas" xmlns:wpg="http://schemas.microsoft.com/office/word/2010/wordprocessingGroup" xmlns:wpi="http://schemas.microsoft.com/office/word/2010/wordprocessingInk" xmlns:wps="http://schemas.microsoft.com/office/word/2010/wordprocessingShape" mc:Ignorable="w14 wp14">
+  <w:p>
+    <w:pPr>
+      <w:jc w:val="right"/>
+      <w:pBdr>
+        <w:bottom w:val="single" w:sz="4" w:space="2" w:color="000000"/>
+      </w:pBdr>
+    </w:pPr>
+    <w:r>
+      <w:rPr>
+        <w:color w:val="000000"/>
+        <w:sz w:val="18"/>
+      </w:rPr>
+      <w:t>第一轮原理·7-沉淀溶解平衡（学生版）</w:t>
+    </w:r>
+  </w:p>
+</w:hdr>
 </file>
 
 <file path=word/numbering.xml><?xml version="1.0" encoding="utf-8"?>
@@ -30128,7 +29757,7 @@
     <ns0:rPr>
       <ns0:rFonts ns0:ascii="Times New Roman" ns0:cs="Times New Roman" ns0:eastAsia="SimHei" ns0:hAnsi="Times New Roman"/>
       <ns0:b/>
-      <ns0:color ns0:val="000000"/>
+      <ns0:color ns0:val="17324D"/>
       <ns0:sz ns0:val="44"/>
       <ns0:szCs ns0:val="56"/>
     </ns0:rPr>
@@ -30270,7 +29899,7 @@
     <ns0:rPr>
       <ns0:rFonts ns0:ascii="Times New Roman" ns0:cs="Times New Roman" ns0:eastAsia="SimHei" ns0:hAnsi="Times New Roman"/>
       <ns0:b/>
-      <ns0:color ns0:val="000000"/>
+      <ns0:color ns0:val="17324D"/>
       <ns0:sz ns0:val="32"/>
       <ns0:szCs ns0:val="40"/>
     </ns0:rPr>
@@ -30294,7 +29923,7 @@
     <ns0:rPr>
       <ns0:rFonts ns0:ascii="Times New Roman" ns0:cs="Times New Roman" ns0:eastAsia="SimHei" ns0:hAnsi="Times New Roman"/>
       <ns0:b/>
-      <ns0:color ns0:val="000000"/>
+      <ns0:color ns0:val="17324D"/>
       <ns0:sz ns0:val="28"/>
       <ns0:szCs ns0:val="32"/>
     </ns0:rPr>
@@ -30318,7 +29947,7 @@
     <ns0:rPr>
       <ns0:rFonts ns0:ascii="Times New Roman" ns0:cs="Times New Roman" ns0:eastAsia="SimHei" ns0:hAnsi="Times New Roman"/>
       <ns0:b/>
-      <ns0:color ns0:val="000000"/>
+      <ns0:color ns0:val="17324D"/>
       <ns0:sz ns0:val="25"/>
       <ns0:szCs ns0:val="28"/>
     </ns0:rPr>
@@ -30794,7 +30423,7 @@
     <w:rPr>
       <w:rFonts w:ascii="Times New Roman" w:hAnsi="Times New Roman" w:eastAsia="FangSong" w:cs="Times New Roman"/>
       <w:b/>
-      <w:color w:val="007020"/>
+      <w:color w:val="000000"/>
     </w:rPr>
   </w:style>
   <w:style w:type="character" w:customStyle="1" w:styleId="DataTypeTok">
@@ -30802,7 +30431,7 @@
     <w:basedOn w:val="VerbatimChar"/>
     <w:rPr>
       <w:rFonts w:ascii="Times New Roman" w:hAnsi="Times New Roman" w:eastAsia="FangSong" w:cs="Times New Roman"/>
-      <w:color w:val="902000"/>
+      <w:color w:val="000000"/>
     </w:rPr>
   </w:style>
   <w:style w:type="character" w:customStyle="1" w:styleId="DecValTok">
@@ -30810,7 +30439,7 @@
     <w:basedOn w:val="VerbatimChar"/>
     <w:rPr>
       <w:rFonts w:ascii="Times New Roman" w:hAnsi="Times New Roman" w:eastAsia="FangSong" w:cs="Times New Roman"/>
-      <w:color w:val="40a070"/>
+      <w:color w:val="000000"/>
     </w:rPr>
   </w:style>
   <w:style w:type="character" w:customStyle="1" w:styleId="BaseNTok">
@@ -30818,7 +30447,7 @@
     <w:basedOn w:val="VerbatimChar"/>
     <w:rPr>
       <w:rFonts w:ascii="Times New Roman" w:hAnsi="Times New Roman" w:eastAsia="FangSong" w:cs="Times New Roman"/>
-      <w:color w:val="40a070"/>
+      <w:color w:val="000000"/>
     </w:rPr>
   </w:style>
   <w:style w:type="character" w:customStyle="1" w:styleId="FloatTok">
@@ -30826,7 +30455,7 @@
     <w:basedOn w:val="VerbatimChar"/>
     <w:rPr>
       <w:rFonts w:ascii="Times New Roman" w:hAnsi="Times New Roman" w:eastAsia="FangSong" w:cs="Times New Roman"/>
-      <w:color w:val="40a070"/>
+      <w:color w:val="000000"/>
     </w:rPr>
   </w:style>
   <w:style w:type="character" w:customStyle="1" w:styleId="ConstantTok">
@@ -30834,7 +30463,7 @@
     <w:basedOn w:val="VerbatimChar"/>
     <w:rPr>
       <w:rFonts w:ascii="Times New Roman" w:hAnsi="Times New Roman" w:eastAsia="FangSong" w:cs="Times New Roman"/>
-      <w:color w:val="880000"/>
+      <w:color w:val="000000"/>
     </w:rPr>
   </w:style>
   <w:style w:type="character" w:customStyle="1" w:styleId="CharTok">
@@ -30842,7 +30471,7 @@
     <w:basedOn w:val="VerbatimChar"/>
     <w:rPr>
       <w:rFonts w:ascii="Times New Roman" w:hAnsi="Times New Roman" w:eastAsia="FangSong" w:cs="Times New Roman"/>
-      <w:color w:val="4070a0"/>
+      <w:color w:val="000000"/>
     </w:rPr>
   </w:style>
   <w:style w:type="character" w:customStyle="1" w:styleId="SpecialCharTok">
@@ -30850,7 +30479,7 @@
     <w:basedOn w:val="VerbatimChar"/>
     <w:rPr>
       <w:rFonts w:ascii="Times New Roman" w:hAnsi="Times New Roman" w:eastAsia="FangSong" w:cs="Times New Roman"/>
-      <w:color w:val="4070a0"/>
+      <w:color w:val="000000"/>
     </w:rPr>
   </w:style>
   <w:style w:type="character" w:customStyle="1" w:styleId="StringTok">
@@ -30858,7 +30487,7 @@
     <w:basedOn w:val="VerbatimChar"/>
     <w:rPr>
       <w:rFonts w:ascii="Times New Roman" w:hAnsi="Times New Roman" w:eastAsia="FangSong" w:cs="Times New Roman"/>
-      <w:color w:val="4070a0"/>
+      <w:color w:val="000000"/>
     </w:rPr>
   </w:style>
   <w:style w:type="character" w:customStyle="1" w:styleId="VerbatimStringTok">
@@ -30866,7 +30495,7 @@
     <w:basedOn w:val="VerbatimChar"/>
     <w:rPr>
       <w:rFonts w:ascii="Times New Roman" w:hAnsi="Times New Roman" w:eastAsia="FangSong" w:cs="Times New Roman"/>
-      <w:color w:val="4070a0"/>
+      <w:color w:val="000000"/>
     </w:rPr>
   </w:style>
   <w:style w:type="character" w:customStyle="1" w:styleId="SpecialStringTok">
@@ -30874,7 +30503,7 @@
     <w:basedOn w:val="VerbatimChar"/>
     <w:rPr>
       <w:rFonts w:ascii="Times New Roman" w:hAnsi="Times New Roman" w:eastAsia="FangSong" w:cs="Times New Roman"/>
-      <w:color w:val="bb6688"/>
+      <w:color w:val="000000"/>
     </w:rPr>
   </w:style>
   <w:style w:type="character" w:customStyle="1" w:styleId="ImportTok">
@@ -30883,7 +30512,7 @@
     <w:rPr>
       <w:rFonts w:ascii="Times New Roman" w:hAnsi="Times New Roman" w:eastAsia="FangSong" w:cs="Times New Roman"/>
       <w:b/>
-      <w:color w:val="008000"/>
+      <w:color w:val="000000"/>
     </w:rPr>
   </w:style>
   <w:style w:type="character" w:customStyle="1" w:styleId="CommentTok">
@@ -30892,7 +30521,7 @@
     <w:rPr>
       <w:rFonts w:ascii="Times New Roman" w:hAnsi="Times New Roman" w:eastAsia="FangSong" w:cs="Times New Roman"/>
       <w:i/>
-      <w:color w:val="60a0b0"/>
+      <w:color w:val="000000"/>
     </w:rPr>
   </w:style>
   <w:style w:type="character" w:customStyle="1" w:styleId="DocumentationTok">
@@ -30901,7 +30530,7 @@
     <w:rPr>
       <w:rFonts w:ascii="Times New Roman" w:hAnsi="Times New Roman" w:eastAsia="FangSong" w:cs="Times New Roman"/>
       <w:i/>
-      <w:color w:val="ba2121"/>
+      <w:color w:val="000000"/>
     </w:rPr>
   </w:style>
   <w:style w:type="character" w:customStyle="1" w:styleId="AnnotationTok">
@@ -30911,7 +30540,7 @@
       <w:rFonts w:ascii="Times New Roman" w:hAnsi="Times New Roman" w:eastAsia="FangSong" w:cs="Times New Roman"/>
       <w:b/>
       <w:i/>
-      <w:color w:val="60a0b0"/>
+      <w:color w:val="000000"/>
     </w:rPr>
   </w:style>
   <w:style w:type="character" w:customStyle="1" w:styleId="CommentVarTok">
@@ -30921,7 +30550,7 @@
       <w:rFonts w:ascii="Times New Roman" w:hAnsi="Times New Roman" w:eastAsia="FangSong" w:cs="Times New Roman"/>
       <w:b/>
       <w:i/>
-      <w:color w:val="60a0b0"/>
+      <w:color w:val="000000"/>
     </w:rPr>
   </w:style>
   <w:style w:type="character" w:customStyle="1" w:styleId="OtherTok">
@@ -30929,7 +30558,7 @@
     <w:basedOn w:val="VerbatimChar"/>
     <w:rPr>
       <w:rFonts w:ascii="Times New Roman" w:hAnsi="Times New Roman" w:eastAsia="FangSong" w:cs="Times New Roman"/>
-      <w:color w:val="007020"/>
+      <w:color w:val="000000"/>
     </w:rPr>
   </w:style>
   <w:style w:type="character" w:customStyle="1" w:styleId="FunctionTok">
@@ -30937,7 +30566,7 @@
     <w:basedOn w:val="VerbatimChar"/>
     <w:rPr>
       <w:rFonts w:ascii="Times New Roman" w:hAnsi="Times New Roman" w:eastAsia="FangSong" w:cs="Times New Roman"/>
-      <w:color w:val="06287e"/>
+      <w:color w:val="000000"/>
     </w:rPr>
   </w:style>
   <w:style w:type="character" w:customStyle="1" w:styleId="VariableTok">
@@ -30945,7 +30574,7 @@
     <w:basedOn w:val="VerbatimChar"/>
     <w:rPr>
       <w:rFonts w:ascii="Times New Roman" w:hAnsi="Times New Roman" w:eastAsia="FangSong" w:cs="Times New Roman"/>
-      <w:color w:val="19177c"/>
+      <w:color w:val="000000"/>
     </w:rPr>
   </w:style>
   <w:style w:type="character" w:customStyle="1" w:styleId="ControlFlowTok">
@@ -30954,7 +30583,7 @@
     <w:rPr>
       <w:rFonts w:ascii="Times New Roman" w:hAnsi="Times New Roman" w:eastAsia="FangSong" w:cs="Times New Roman"/>
       <w:b/>
-      <w:color w:val="007020"/>
+      <w:color w:val="000000"/>
     </w:rPr>
   </w:style>
   <w:style w:type="character" w:customStyle="1" w:styleId="OperatorTok">
@@ -30962,7 +30591,7 @@
     <w:basedOn w:val="VerbatimChar"/>
     <w:rPr>
       <w:rFonts w:ascii="Times New Roman" w:hAnsi="Times New Roman" w:eastAsia="FangSong" w:cs="Times New Roman"/>
-      <w:color w:val="666666"/>
+      <w:color w:val="000000"/>
     </w:rPr>
   </w:style>
   <w:style w:type="character" w:customStyle="1" w:styleId="BuiltInTok">
@@ -30970,7 +30599,7 @@
     <w:basedOn w:val="VerbatimChar"/>
     <w:rPr>
       <w:rFonts w:ascii="Times New Roman" w:hAnsi="Times New Roman" w:eastAsia="FangSong" w:cs="Times New Roman"/>
-      <w:color w:val="008000"/>
+      <w:color w:val="000000"/>
     </w:rPr>
   </w:style>
   <w:style w:type="character" w:customStyle="1" w:styleId="ExtensionTok">
@@ -30985,7 +30614,7 @@
     <w:basedOn w:val="VerbatimChar"/>
     <w:rPr>
       <w:rFonts w:ascii="Times New Roman" w:hAnsi="Times New Roman" w:eastAsia="FangSong" w:cs="Times New Roman"/>
-      <w:color w:val="bc7a00"/>
+      <w:color w:val="000000"/>
     </w:rPr>
   </w:style>
   <w:style w:type="character" w:customStyle="1" w:styleId="AttributeTok">
@@ -30993,7 +30622,7 @@
     <w:basedOn w:val="VerbatimChar"/>
     <w:rPr>
       <w:rFonts w:ascii="Times New Roman" w:hAnsi="Times New Roman" w:eastAsia="FangSong" w:cs="Times New Roman"/>
-      <w:color w:val="7d9029"/>
+      <w:color w:val="000000"/>
     </w:rPr>
   </w:style>
   <w:style w:type="character" w:customStyle="1" w:styleId="RegionMarkerTok">
@@ -31010,7 +30639,7 @@
       <w:rFonts w:ascii="Times New Roman" w:hAnsi="Times New Roman" w:eastAsia="FangSong" w:cs="Times New Roman"/>
       <w:b/>
       <w:i/>
-      <w:color w:val="60a0b0"/>
+      <w:color w:val="000000"/>
     </w:rPr>
   </w:style>
   <w:style w:type="character" w:customStyle="1" w:styleId="WarningTok">
@@ -31020,7 +30649,7 @@
       <w:rFonts w:ascii="Times New Roman" w:hAnsi="Times New Roman" w:eastAsia="FangSong" w:cs="Times New Roman"/>
       <w:b/>
       <w:i/>
-      <w:color w:val="60a0b0"/>
+      <w:color w:val="000000"/>
     </w:rPr>
   </w:style>
   <w:style w:type="character" w:customStyle="1" w:styleId="AlertTok">
@@ -31029,7 +30658,7 @@
     <w:rPr>
       <w:rFonts w:ascii="Times New Roman" w:hAnsi="Times New Roman" w:eastAsia="FangSong" w:cs="Times New Roman"/>
       <w:b/>
-      <w:color w:val="ff0000"/>
+      <w:color w:val="000000"/>
     </w:rPr>
   </w:style>
   <w:style w:type="character" w:customStyle="1" w:styleId="ErrorTok">
@@ -31038,7 +30667,7 @@
     <w:rPr>
       <w:rFonts w:ascii="Times New Roman" w:hAnsi="Times New Roman" w:eastAsia="FangSong" w:cs="Times New Roman"/>
       <w:b/>
-      <w:color w:val="ff0000"/>
+      <w:color w:val="000000"/>
     </w:rPr>
   </w:style>
   <w:style w:type="character" w:customStyle="1" w:styleId="NormalTok">
